--- a/6-过程管理/流程制度规范类文件/060109-服务可用性和连续性管理制度.docx
+++ b/6-过程管理/流程制度规范类文件/060109-服务可用性和连续性管理制度.docx
@@ -4,6 +4,13 @@
   <w:body>
     <w:p>
       <w:pPr>
+        <w:keepNext w:val="0"/>
+        <w:keepLines w:val="0"/>
+        <w:pageBreakBefore w:val="0"/>
+        <w:widowControl w:val="0"/>
+        <w:wordWrap/>
+        <w:overflowPunct/>
+        <w:bidi w:val="0"/>
         <w:spacing w:before="78" w:line="219" w:lineRule="auto"/>
         <w:ind w:left="25"/>
         <w:rPr>
@@ -71,8 +78,6 @@
         </w:rPr>
         <w:t>09</w:t>
       </w:r>
-      <w:bookmarkStart w:id="65" w:name="_GoBack"/>
-      <w:bookmarkEnd w:id="65"/>
     </w:p>
     <w:p>
       <w:pPr>
@@ -137,6 +142,12 @@
     <w:p>
       <w:pPr>
         <w:pStyle w:val="24"/>
+        <w:keepNext w:val="0"/>
+        <w:keepLines w:val="0"/>
+        <w:pageBreakBefore w:val="0"/>
+        <w:widowControl w:val="0"/>
+        <w:wordWrap/>
+        <w:overflowPunct/>
         <w:bidi w:val="0"/>
       </w:pPr>
       <w:bookmarkStart w:id="0" w:name="_Toc31439"/>
@@ -152,6 +163,12 @@
     <w:p>
       <w:pPr>
         <w:pStyle w:val="25"/>
+        <w:keepNext w:val="0"/>
+        <w:keepLines w:val="0"/>
+        <w:pageBreakBefore w:val="0"/>
+        <w:widowControl w:val="0"/>
+        <w:wordWrap/>
+        <w:overflowPunct/>
         <w:bidi w:val="0"/>
         <w:rPr>
           <w:rFonts w:hint="default"/>
@@ -219,7 +236,13 @@
           </w:tcPr>
           <w:p>
             <w:pPr>
+              <w:keepNext w:val="0"/>
+              <w:keepLines w:val="0"/>
+              <w:pageBreakBefore w:val="0"/>
               <w:widowControl w:val="0"/>
+              <w:wordWrap/>
+              <w:overflowPunct/>
+              <w:bidi w:val="0"/>
               <w:rPr>
                 <w:rFonts w:hint="default"/>
                 <w:vertAlign w:val="baseline"/>
@@ -261,7 +284,13 @@
           </w:tcPr>
           <w:p>
             <w:pPr>
+              <w:keepNext w:val="0"/>
+              <w:keepLines w:val="0"/>
+              <w:pageBreakBefore w:val="0"/>
               <w:widowControl w:val="0"/>
+              <w:wordWrap/>
+              <w:overflowPunct/>
+              <w:bidi w:val="0"/>
               <w:rPr>
                 <w:rFonts w:hint="default"/>
                 <w:vertAlign w:val="baseline"/>
@@ -325,7 +354,13 @@
           </w:tcPr>
           <w:p>
             <w:pPr>
+              <w:keepNext w:val="0"/>
+              <w:keepLines w:val="0"/>
+              <w:pageBreakBefore w:val="0"/>
               <w:widowControl w:val="0"/>
+              <w:wordWrap/>
+              <w:overflowPunct/>
+              <w:bidi w:val="0"/>
               <w:rPr>
                 <w:rFonts w:hint="eastAsia" w:ascii="Arial" w:hAnsi="Arial" w:eastAsia="Arial" w:cs="Arial"/>
                 <w:snapToGrid w:val="0"/>
@@ -388,7 +423,13 @@
           </w:tcPr>
           <w:p>
             <w:pPr>
+              <w:keepNext w:val="0"/>
+              <w:keepLines w:val="0"/>
+              <w:pageBreakBefore w:val="0"/>
               <w:widowControl w:val="0"/>
+              <w:wordWrap/>
+              <w:overflowPunct/>
+              <w:bidi w:val="0"/>
               <w:rPr>
                 <w:rFonts w:hint="eastAsia" w:ascii="Arial" w:hAnsi="Arial" w:eastAsia="Arial" w:cs="Arial"/>
                 <w:snapToGrid w:val="0"/>
@@ -456,7 +497,13 @@
           </w:tcPr>
           <w:p>
             <w:pPr>
+              <w:keepNext w:val="0"/>
+              <w:keepLines w:val="0"/>
+              <w:pageBreakBefore w:val="0"/>
               <w:widowControl w:val="0"/>
+              <w:wordWrap/>
+              <w:overflowPunct/>
+              <w:bidi w:val="0"/>
               <w:rPr>
                 <w:rFonts w:hint="eastAsia"/>
                 <w:vertAlign w:val="baseline"/>
@@ -497,7 +544,13 @@
           </w:tcPr>
           <w:p>
             <w:pPr>
+              <w:keepNext w:val="0"/>
+              <w:keepLines w:val="0"/>
+              <w:pageBreakBefore w:val="0"/>
               <w:widowControl w:val="0"/>
+              <w:wordWrap/>
+              <w:overflowPunct/>
+              <w:bidi w:val="0"/>
               <w:rPr>
                 <w:rFonts w:hint="default"/>
                 <w:vertAlign w:val="baseline"/>
@@ -536,12 +589,28 @@
       </w:tr>
     </w:tbl>
     <w:p>
+      <w:pPr>
+        <w:keepNext w:val="0"/>
+        <w:keepLines w:val="0"/>
+        <w:pageBreakBefore w:val="0"/>
+        <w:widowControl w:val="0"/>
+        <w:wordWrap/>
+        <w:overflowPunct/>
+        <w:bidi w:val="0"/>
+      </w:pPr>
       <w:r>
         <w:br w:type="page"/>
       </w:r>
     </w:p>
     <w:p>
       <w:pPr>
+        <w:keepNext w:val="0"/>
+        <w:keepLines w:val="0"/>
+        <w:pageBreakBefore w:val="0"/>
+        <w:widowControl w:val="0"/>
+        <w:wordWrap/>
+        <w:overflowPunct/>
+        <w:bidi w:val="0"/>
         <w:spacing w:before="153" w:line="225" w:lineRule="auto"/>
         <w:ind w:left="3634"/>
         <w:rPr>
@@ -617,6 +686,13 @@
           </w:tcPr>
           <w:p>
             <w:pPr>
+              <w:keepNext w:val="0"/>
+              <w:keepLines w:val="0"/>
+              <w:pageBreakBefore w:val="0"/>
+              <w:widowControl w:val="0"/>
+              <w:wordWrap/>
+              <w:overflowPunct/>
+              <w:bidi w:val="0"/>
               <w:spacing w:before="176" w:line="228" w:lineRule="auto"/>
               <w:ind w:left="607"/>
               <w:rPr>
@@ -642,6 +718,13 @@
           </w:tcPr>
           <w:p>
             <w:pPr>
+              <w:keepNext w:val="0"/>
+              <w:keepLines w:val="0"/>
+              <w:pageBreakBefore w:val="0"/>
+              <w:widowControl w:val="0"/>
+              <w:wordWrap/>
+              <w:overflowPunct/>
+              <w:bidi w:val="0"/>
               <w:spacing w:before="175" w:line="227" w:lineRule="auto"/>
               <w:ind w:left="253"/>
               <w:rPr>
@@ -667,6 +750,13 @@
           </w:tcPr>
           <w:p>
             <w:pPr>
+              <w:keepNext w:val="0"/>
+              <w:keepLines w:val="0"/>
+              <w:pageBreakBefore w:val="0"/>
+              <w:widowControl w:val="0"/>
+              <w:wordWrap/>
+              <w:overflowPunct/>
+              <w:bidi w:val="0"/>
               <w:spacing w:before="175" w:line="228" w:lineRule="auto"/>
               <w:ind w:left="730"/>
               <w:rPr>
@@ -692,6 +782,13 @@
           </w:tcPr>
           <w:p>
             <w:pPr>
+              <w:keepNext w:val="0"/>
+              <w:keepLines w:val="0"/>
+              <w:pageBreakBefore w:val="0"/>
+              <w:widowControl w:val="0"/>
+              <w:wordWrap/>
+              <w:overflowPunct/>
+              <w:bidi w:val="0"/>
               <w:spacing w:before="175" w:line="228" w:lineRule="auto"/>
               <w:ind w:left="310"/>
               <w:rPr>
@@ -717,6 +814,13 @@
           </w:tcPr>
           <w:p>
             <w:pPr>
+              <w:keepNext w:val="0"/>
+              <w:keepLines w:val="0"/>
+              <w:pageBreakBefore w:val="0"/>
+              <w:widowControl w:val="0"/>
+              <w:wordWrap/>
+              <w:overflowPunct/>
+              <w:bidi w:val="0"/>
               <w:spacing w:before="175" w:line="228" w:lineRule="auto"/>
               <w:ind w:left="310"/>
               <w:rPr>
@@ -745,6 +849,13 @@
           </w:tcPr>
           <w:p>
             <w:pPr>
+              <w:keepNext w:val="0"/>
+              <w:keepLines w:val="0"/>
+              <w:pageBreakBefore w:val="0"/>
+              <w:widowControl w:val="0"/>
+              <w:wordWrap/>
+              <w:overflowPunct/>
+              <w:bidi w:val="0"/>
               <w:spacing w:before="176" w:line="229" w:lineRule="auto"/>
               <w:ind w:left="311"/>
               <w:rPr>
@@ -791,6 +902,13 @@
           </w:tcPr>
           <w:p>
             <w:pPr>
+              <w:keepNext w:val="0"/>
+              <w:keepLines w:val="0"/>
+              <w:pageBreakBefore w:val="0"/>
+              <w:widowControl w:val="0"/>
+              <w:wordWrap/>
+              <w:overflowPunct/>
+              <w:bidi w:val="0"/>
               <w:spacing w:before="173" w:line="267" w:lineRule="exact"/>
               <w:ind w:left="260"/>
               <w:rPr>
@@ -817,6 +935,13 @@
           </w:tcPr>
           <w:p>
             <w:pPr>
+              <w:keepNext w:val="0"/>
+              <w:keepLines w:val="0"/>
+              <w:pageBreakBefore w:val="0"/>
+              <w:widowControl w:val="0"/>
+              <w:wordWrap/>
+              <w:overflowPunct/>
+              <w:bidi w:val="0"/>
               <w:spacing w:before="173" w:line="267" w:lineRule="exact"/>
               <w:ind w:left="248"/>
               <w:rPr>
@@ -843,6 +968,13 @@
           </w:tcPr>
           <w:p>
             <w:pPr>
+              <w:keepNext w:val="0"/>
+              <w:keepLines w:val="0"/>
+              <w:pageBreakBefore w:val="0"/>
+              <w:widowControl w:val="0"/>
+              <w:wordWrap/>
+              <w:overflowPunct/>
+              <w:bidi w:val="0"/>
               <w:spacing w:before="172" w:line="228" w:lineRule="auto"/>
               <w:ind w:left="114"/>
               <w:jc w:val="center"/>
@@ -869,6 +1001,13 @@
           </w:tcPr>
           <w:p>
             <w:pPr>
+              <w:keepNext w:val="0"/>
+              <w:keepLines w:val="0"/>
+              <w:pageBreakBefore w:val="0"/>
+              <w:widowControl w:val="0"/>
+              <w:wordWrap/>
+              <w:overflowPunct/>
+              <w:bidi w:val="0"/>
               <w:spacing w:before="172" w:line="228" w:lineRule="auto"/>
               <w:ind w:left="313"/>
               <w:rPr>
@@ -895,6 +1034,13 @@
           </w:tcPr>
           <w:p>
             <w:pPr>
+              <w:keepNext w:val="0"/>
+              <w:keepLines w:val="0"/>
+              <w:pageBreakBefore w:val="0"/>
+              <w:widowControl w:val="0"/>
+              <w:wordWrap/>
+              <w:overflowPunct/>
+              <w:bidi w:val="0"/>
               <w:spacing w:before="172" w:line="228" w:lineRule="auto"/>
               <w:ind w:left="313"/>
               <w:rPr>
@@ -936,6 +1082,13 @@
           </w:tcPr>
           <w:p>
             <w:pPr>
+              <w:keepNext w:val="0"/>
+              <w:keepLines w:val="0"/>
+              <w:pageBreakBefore w:val="0"/>
+              <w:widowControl w:val="0"/>
+              <w:wordWrap/>
+              <w:overflowPunct/>
+              <w:bidi w:val="0"/>
               <w:spacing w:before="173" w:line="229" w:lineRule="auto"/>
               <w:ind w:left="314"/>
               <w:rPr>
@@ -984,6 +1137,13 @@
           <w:p>
             <w:pPr>
               <w:pStyle w:val="27"/>
+              <w:keepNext w:val="0"/>
+              <w:keepLines w:val="0"/>
+              <w:pageBreakBefore w:val="0"/>
+              <w:widowControl w:val="0"/>
+              <w:wordWrap/>
+              <w:overflowPunct/>
+              <w:bidi w:val="0"/>
             </w:pPr>
           </w:p>
         </w:tc>
@@ -994,6 +1154,13 @@
           <w:p>
             <w:pPr>
               <w:pStyle w:val="27"/>
+              <w:keepNext w:val="0"/>
+              <w:keepLines w:val="0"/>
+              <w:pageBreakBefore w:val="0"/>
+              <w:widowControl w:val="0"/>
+              <w:wordWrap/>
+              <w:overflowPunct/>
+              <w:bidi w:val="0"/>
             </w:pPr>
           </w:p>
         </w:tc>
@@ -1004,6 +1171,13 @@
           <w:p>
             <w:pPr>
               <w:pStyle w:val="27"/>
+              <w:keepNext w:val="0"/>
+              <w:keepLines w:val="0"/>
+              <w:pageBreakBefore w:val="0"/>
+              <w:widowControl w:val="0"/>
+              <w:wordWrap/>
+              <w:overflowPunct/>
+              <w:bidi w:val="0"/>
             </w:pPr>
           </w:p>
         </w:tc>
@@ -1013,6 +1187,13 @@
           </w:tcPr>
           <w:p>
             <w:pPr>
+              <w:keepNext w:val="0"/>
+              <w:keepLines w:val="0"/>
+              <w:pageBreakBefore w:val="0"/>
+              <w:widowControl w:val="0"/>
+              <w:wordWrap/>
+              <w:overflowPunct/>
+              <w:bidi w:val="0"/>
               <w:spacing w:before="172" w:line="228" w:lineRule="auto"/>
               <w:ind w:left="313"/>
             </w:pPr>
@@ -1024,6 +1205,13 @@
           </w:tcPr>
           <w:p>
             <w:pPr>
+              <w:keepNext w:val="0"/>
+              <w:keepLines w:val="0"/>
+              <w:pageBreakBefore w:val="0"/>
+              <w:widowControl w:val="0"/>
+              <w:wordWrap/>
+              <w:overflowPunct/>
+              <w:bidi w:val="0"/>
               <w:spacing w:before="172" w:line="228" w:lineRule="auto"/>
               <w:ind w:left="313"/>
             </w:pPr>
@@ -1036,6 +1224,13 @@
           <w:p>
             <w:pPr>
               <w:pStyle w:val="27"/>
+              <w:keepNext w:val="0"/>
+              <w:keepLines w:val="0"/>
+              <w:pageBreakBefore w:val="0"/>
+              <w:widowControl w:val="0"/>
+              <w:wordWrap/>
+              <w:overflowPunct/>
+              <w:bidi w:val="0"/>
             </w:pPr>
           </w:p>
         </w:tc>
@@ -1067,6 +1262,13 @@
           <w:p>
             <w:pPr>
               <w:pStyle w:val="27"/>
+              <w:keepNext w:val="0"/>
+              <w:keepLines w:val="0"/>
+              <w:pageBreakBefore w:val="0"/>
+              <w:widowControl w:val="0"/>
+              <w:wordWrap/>
+              <w:overflowPunct/>
+              <w:bidi w:val="0"/>
             </w:pPr>
           </w:p>
         </w:tc>
@@ -1077,6 +1279,13 @@
           <w:p>
             <w:pPr>
               <w:pStyle w:val="27"/>
+              <w:keepNext w:val="0"/>
+              <w:keepLines w:val="0"/>
+              <w:pageBreakBefore w:val="0"/>
+              <w:widowControl w:val="0"/>
+              <w:wordWrap/>
+              <w:overflowPunct/>
+              <w:bidi w:val="0"/>
             </w:pPr>
           </w:p>
         </w:tc>
@@ -1087,6 +1296,13 @@
           <w:p>
             <w:pPr>
               <w:pStyle w:val="27"/>
+              <w:keepNext w:val="0"/>
+              <w:keepLines w:val="0"/>
+              <w:pageBreakBefore w:val="0"/>
+              <w:widowControl w:val="0"/>
+              <w:wordWrap/>
+              <w:overflowPunct/>
+              <w:bidi w:val="0"/>
             </w:pPr>
           </w:p>
         </w:tc>
@@ -1096,6 +1312,13 @@
           </w:tcPr>
           <w:p>
             <w:pPr>
+              <w:keepNext w:val="0"/>
+              <w:keepLines w:val="0"/>
+              <w:pageBreakBefore w:val="0"/>
+              <w:widowControl w:val="0"/>
+              <w:wordWrap/>
+              <w:overflowPunct/>
+              <w:bidi w:val="0"/>
               <w:spacing w:before="173" w:line="229" w:lineRule="auto"/>
               <w:ind w:left="314"/>
             </w:pPr>
@@ -1107,6 +1330,13 @@
           </w:tcPr>
           <w:p>
             <w:pPr>
+              <w:keepNext w:val="0"/>
+              <w:keepLines w:val="0"/>
+              <w:pageBreakBefore w:val="0"/>
+              <w:widowControl w:val="0"/>
+              <w:wordWrap/>
+              <w:overflowPunct/>
+              <w:bidi w:val="0"/>
               <w:spacing w:before="173" w:line="229" w:lineRule="auto"/>
               <w:ind w:left="314"/>
             </w:pPr>
@@ -1119,6 +1349,13 @@
           <w:p>
             <w:pPr>
               <w:pStyle w:val="27"/>
+              <w:keepNext w:val="0"/>
+              <w:keepLines w:val="0"/>
+              <w:pageBreakBefore w:val="0"/>
+              <w:widowControl w:val="0"/>
+              <w:wordWrap/>
+              <w:overflowPunct/>
+              <w:bidi w:val="0"/>
             </w:pPr>
           </w:p>
         </w:tc>
@@ -1150,6 +1387,13 @@
           <w:p>
             <w:pPr>
               <w:pStyle w:val="27"/>
+              <w:keepNext w:val="0"/>
+              <w:keepLines w:val="0"/>
+              <w:pageBreakBefore w:val="0"/>
+              <w:widowControl w:val="0"/>
+              <w:wordWrap/>
+              <w:overflowPunct/>
+              <w:bidi w:val="0"/>
             </w:pPr>
           </w:p>
         </w:tc>
@@ -1160,6 +1404,13 @@
           <w:p>
             <w:pPr>
               <w:pStyle w:val="27"/>
+              <w:keepNext w:val="0"/>
+              <w:keepLines w:val="0"/>
+              <w:pageBreakBefore w:val="0"/>
+              <w:widowControl w:val="0"/>
+              <w:wordWrap/>
+              <w:overflowPunct/>
+              <w:bidi w:val="0"/>
             </w:pPr>
           </w:p>
         </w:tc>
@@ -1170,6 +1421,13 @@
           <w:p>
             <w:pPr>
               <w:pStyle w:val="27"/>
+              <w:keepNext w:val="0"/>
+              <w:keepLines w:val="0"/>
+              <w:pageBreakBefore w:val="0"/>
+              <w:widowControl w:val="0"/>
+              <w:wordWrap/>
+              <w:overflowPunct/>
+              <w:bidi w:val="0"/>
             </w:pPr>
           </w:p>
         </w:tc>
@@ -1180,6 +1438,13 @@
           <w:p>
             <w:pPr>
               <w:pStyle w:val="27"/>
+              <w:keepNext w:val="0"/>
+              <w:keepLines w:val="0"/>
+              <w:pageBreakBefore w:val="0"/>
+              <w:widowControl w:val="0"/>
+              <w:wordWrap/>
+              <w:overflowPunct/>
+              <w:bidi w:val="0"/>
             </w:pPr>
           </w:p>
         </w:tc>
@@ -1190,6 +1455,13 @@
           <w:p>
             <w:pPr>
               <w:pStyle w:val="27"/>
+              <w:keepNext w:val="0"/>
+              <w:keepLines w:val="0"/>
+              <w:pageBreakBefore w:val="0"/>
+              <w:widowControl w:val="0"/>
+              <w:wordWrap/>
+              <w:overflowPunct/>
+              <w:bidi w:val="0"/>
             </w:pPr>
           </w:p>
         </w:tc>
@@ -1200,6 +1472,13 @@
           <w:p>
             <w:pPr>
               <w:pStyle w:val="27"/>
+              <w:keepNext w:val="0"/>
+              <w:keepLines w:val="0"/>
+              <w:pageBreakBefore w:val="0"/>
+              <w:widowControl w:val="0"/>
+              <w:wordWrap/>
+              <w:overflowPunct/>
+              <w:bidi w:val="0"/>
             </w:pPr>
           </w:p>
         </w:tc>
@@ -1231,6 +1510,13 @@
           <w:p>
             <w:pPr>
               <w:pStyle w:val="27"/>
+              <w:keepNext w:val="0"/>
+              <w:keepLines w:val="0"/>
+              <w:pageBreakBefore w:val="0"/>
+              <w:widowControl w:val="0"/>
+              <w:wordWrap/>
+              <w:overflowPunct/>
+              <w:bidi w:val="0"/>
             </w:pPr>
           </w:p>
         </w:tc>
@@ -1241,6 +1527,13 @@
           <w:p>
             <w:pPr>
               <w:pStyle w:val="27"/>
+              <w:keepNext w:val="0"/>
+              <w:keepLines w:val="0"/>
+              <w:pageBreakBefore w:val="0"/>
+              <w:widowControl w:val="0"/>
+              <w:wordWrap/>
+              <w:overflowPunct/>
+              <w:bidi w:val="0"/>
             </w:pPr>
           </w:p>
         </w:tc>
@@ -1251,6 +1544,13 @@
           <w:p>
             <w:pPr>
               <w:pStyle w:val="27"/>
+              <w:keepNext w:val="0"/>
+              <w:keepLines w:val="0"/>
+              <w:pageBreakBefore w:val="0"/>
+              <w:widowControl w:val="0"/>
+              <w:wordWrap/>
+              <w:overflowPunct/>
+              <w:bidi w:val="0"/>
             </w:pPr>
           </w:p>
         </w:tc>
@@ -1261,6 +1561,13 @@
           <w:p>
             <w:pPr>
               <w:pStyle w:val="27"/>
+              <w:keepNext w:val="0"/>
+              <w:keepLines w:val="0"/>
+              <w:pageBreakBefore w:val="0"/>
+              <w:widowControl w:val="0"/>
+              <w:wordWrap/>
+              <w:overflowPunct/>
+              <w:bidi w:val="0"/>
             </w:pPr>
           </w:p>
         </w:tc>
@@ -1271,6 +1578,13 @@
           <w:p>
             <w:pPr>
               <w:pStyle w:val="27"/>
+              <w:keepNext w:val="0"/>
+              <w:keepLines w:val="0"/>
+              <w:pageBreakBefore w:val="0"/>
+              <w:widowControl w:val="0"/>
+              <w:wordWrap/>
+              <w:overflowPunct/>
+              <w:bidi w:val="0"/>
             </w:pPr>
           </w:p>
         </w:tc>
@@ -1281,6 +1595,13 @@
           <w:p>
             <w:pPr>
               <w:pStyle w:val="27"/>
+              <w:keepNext w:val="0"/>
+              <w:keepLines w:val="0"/>
+              <w:pageBreakBefore w:val="0"/>
+              <w:widowControl w:val="0"/>
+              <w:wordWrap/>
+              <w:overflowPunct/>
+              <w:bidi w:val="0"/>
             </w:pPr>
           </w:p>
         </w:tc>
@@ -1312,6 +1633,13 @@
           <w:p>
             <w:pPr>
               <w:pStyle w:val="27"/>
+              <w:keepNext w:val="0"/>
+              <w:keepLines w:val="0"/>
+              <w:pageBreakBefore w:val="0"/>
+              <w:widowControl w:val="0"/>
+              <w:wordWrap/>
+              <w:overflowPunct/>
+              <w:bidi w:val="0"/>
             </w:pPr>
           </w:p>
         </w:tc>
@@ -1322,6 +1650,13 @@
           <w:p>
             <w:pPr>
               <w:pStyle w:val="27"/>
+              <w:keepNext w:val="0"/>
+              <w:keepLines w:val="0"/>
+              <w:pageBreakBefore w:val="0"/>
+              <w:widowControl w:val="0"/>
+              <w:wordWrap/>
+              <w:overflowPunct/>
+              <w:bidi w:val="0"/>
             </w:pPr>
           </w:p>
         </w:tc>
@@ -1332,6 +1667,13 @@
           <w:p>
             <w:pPr>
               <w:pStyle w:val="27"/>
+              <w:keepNext w:val="0"/>
+              <w:keepLines w:val="0"/>
+              <w:pageBreakBefore w:val="0"/>
+              <w:widowControl w:val="0"/>
+              <w:wordWrap/>
+              <w:overflowPunct/>
+              <w:bidi w:val="0"/>
             </w:pPr>
           </w:p>
         </w:tc>
@@ -1342,6 +1684,13 @@
           <w:p>
             <w:pPr>
               <w:pStyle w:val="27"/>
+              <w:keepNext w:val="0"/>
+              <w:keepLines w:val="0"/>
+              <w:pageBreakBefore w:val="0"/>
+              <w:widowControl w:val="0"/>
+              <w:wordWrap/>
+              <w:overflowPunct/>
+              <w:bidi w:val="0"/>
             </w:pPr>
           </w:p>
         </w:tc>
@@ -1352,6 +1701,13 @@
           <w:p>
             <w:pPr>
               <w:pStyle w:val="27"/>
+              <w:keepNext w:val="0"/>
+              <w:keepLines w:val="0"/>
+              <w:pageBreakBefore w:val="0"/>
+              <w:widowControl w:val="0"/>
+              <w:wordWrap/>
+              <w:overflowPunct/>
+              <w:bidi w:val="0"/>
             </w:pPr>
           </w:p>
         </w:tc>
@@ -1362,12 +1718,28 @@
           <w:p>
             <w:pPr>
               <w:pStyle w:val="27"/>
+              <w:keepNext w:val="0"/>
+              <w:keepLines w:val="0"/>
+              <w:pageBreakBefore w:val="0"/>
+              <w:widowControl w:val="0"/>
+              <w:wordWrap/>
+              <w:overflowPunct/>
+              <w:bidi w:val="0"/>
             </w:pPr>
           </w:p>
         </w:tc>
       </w:tr>
     </w:tbl>
     <w:p>
+      <w:pPr>
+        <w:keepNext w:val="0"/>
+        <w:keepLines w:val="0"/>
+        <w:pageBreakBefore w:val="0"/>
+        <w:widowControl w:val="0"/>
+        <w:wordWrap/>
+        <w:overflowPunct/>
+        <w:bidi w:val="0"/>
+      </w:pPr>
       <w:r>
         <w:br w:type="page"/>
       </w:r>
@@ -1403,6 +1775,13 @@
       <w:sdtContent>
         <w:p>
           <w:pPr>
+            <w:keepNext w:val="0"/>
+            <w:keepLines w:val="0"/>
+            <w:pageBreakBefore w:val="0"/>
+            <w:widowControl w:val="0"/>
+            <w:wordWrap/>
+            <w:overflowPunct/>
+            <w:bidi w:val="0"/>
             <w:spacing w:before="0" w:beforeLines="0" w:after="0" w:afterLines="0" w:line="240" w:lineRule="auto"/>
             <w:ind w:left="0" w:leftChars="0" w:right="0" w:rightChars="0" w:firstLine="0" w:firstLineChars="0"/>
             <w:jc w:val="center"/>
@@ -1424,9 +1803,16 @@
         <w:p>
           <w:pPr>
             <w:pStyle w:val="16"/>
+            <w:keepNext w:val="0"/>
+            <w:keepLines w:val="0"/>
+            <w:pageBreakBefore w:val="0"/>
+            <w:widowControl w:val="0"/>
             <w:tabs>
               <w:tab w:val="right" w:leader="dot" w:pos="8306"/>
             </w:tabs>
+            <w:wordWrap/>
+            <w:overflowPunct/>
+            <w:bidi w:val="0"/>
           </w:pPr>
           <w:r>
             <w:rPr>
@@ -1509,9 +1895,16 @@
         <w:p>
           <w:pPr>
             <w:pStyle w:val="16"/>
+            <w:keepNext w:val="0"/>
+            <w:keepLines w:val="0"/>
+            <w:pageBreakBefore w:val="0"/>
+            <w:widowControl w:val="0"/>
             <w:tabs>
               <w:tab w:val="right" w:leader="dot" w:pos="8306"/>
             </w:tabs>
+            <w:wordWrap/>
+            <w:overflowPunct/>
+            <w:bidi w:val="0"/>
           </w:pPr>
           <w:r>
             <w:rPr>
@@ -1570,9 +1963,16 @@
         <w:p>
           <w:pPr>
             <w:pStyle w:val="16"/>
+            <w:keepNext w:val="0"/>
+            <w:keepLines w:val="0"/>
+            <w:pageBreakBefore w:val="0"/>
+            <w:widowControl w:val="0"/>
             <w:tabs>
               <w:tab w:val="right" w:leader="dot" w:pos="8306"/>
             </w:tabs>
+            <w:wordWrap/>
+            <w:overflowPunct/>
+            <w:bidi w:val="0"/>
           </w:pPr>
           <w:r>
             <w:rPr>
@@ -1633,9 +2033,16 @@
         <w:p>
           <w:pPr>
             <w:pStyle w:val="16"/>
+            <w:keepNext w:val="0"/>
+            <w:keepLines w:val="0"/>
+            <w:pageBreakBefore w:val="0"/>
+            <w:widowControl w:val="0"/>
             <w:tabs>
               <w:tab w:val="right" w:leader="dot" w:pos="8306"/>
             </w:tabs>
+            <w:wordWrap/>
+            <w:overflowPunct/>
+            <w:bidi w:val="0"/>
           </w:pPr>
           <w:r>
             <w:rPr>
@@ -1701,9 +2108,16 @@
         <w:p>
           <w:pPr>
             <w:pStyle w:val="16"/>
+            <w:keepNext w:val="0"/>
+            <w:keepLines w:val="0"/>
+            <w:pageBreakBefore w:val="0"/>
+            <w:widowControl w:val="0"/>
             <w:tabs>
               <w:tab w:val="right" w:leader="dot" w:pos="8306"/>
             </w:tabs>
+            <w:wordWrap/>
+            <w:overflowPunct/>
+            <w:bidi w:val="0"/>
           </w:pPr>
           <w:r>
             <w:rPr>
@@ -1771,9 +2185,16 @@
         <w:p>
           <w:pPr>
             <w:pStyle w:val="16"/>
+            <w:keepNext w:val="0"/>
+            <w:keepLines w:val="0"/>
+            <w:pageBreakBefore w:val="0"/>
+            <w:widowControl w:val="0"/>
             <w:tabs>
               <w:tab w:val="right" w:leader="dot" w:pos="8306"/>
             </w:tabs>
+            <w:wordWrap/>
+            <w:overflowPunct/>
+            <w:bidi w:val="0"/>
           </w:pPr>
           <w:r>
             <w:rPr>
@@ -1839,9 +2260,16 @@
         <w:p>
           <w:pPr>
             <w:pStyle w:val="17"/>
+            <w:keepNext w:val="0"/>
+            <w:keepLines w:val="0"/>
+            <w:pageBreakBefore w:val="0"/>
+            <w:widowControl w:val="0"/>
             <w:tabs>
               <w:tab w:val="right" w:leader="dot" w:pos="8306"/>
             </w:tabs>
+            <w:wordWrap/>
+            <w:overflowPunct/>
+            <w:bidi w:val="0"/>
           </w:pPr>
           <w:r>
             <w:rPr>
@@ -1907,9 +2335,16 @@
         <w:p>
           <w:pPr>
             <w:pStyle w:val="16"/>
+            <w:keepNext w:val="0"/>
+            <w:keepLines w:val="0"/>
+            <w:pageBreakBefore w:val="0"/>
+            <w:widowControl w:val="0"/>
             <w:tabs>
               <w:tab w:val="right" w:leader="dot" w:pos="8306"/>
             </w:tabs>
+            <w:wordWrap/>
+            <w:overflowPunct/>
+            <w:bidi w:val="0"/>
           </w:pPr>
           <w:r>
             <w:rPr>
@@ -1975,9 +2410,16 @@
         <w:p>
           <w:pPr>
             <w:pStyle w:val="17"/>
+            <w:keepNext w:val="0"/>
+            <w:keepLines w:val="0"/>
+            <w:pageBreakBefore w:val="0"/>
+            <w:widowControl w:val="0"/>
             <w:tabs>
               <w:tab w:val="right" w:leader="dot" w:pos="8306"/>
             </w:tabs>
+            <w:wordWrap/>
+            <w:overflowPunct/>
+            <w:bidi w:val="0"/>
           </w:pPr>
           <w:r>
             <w:rPr>
@@ -2043,9 +2485,16 @@
         <w:p>
           <w:pPr>
             <w:pStyle w:val="13"/>
+            <w:keepNext w:val="0"/>
+            <w:keepLines w:val="0"/>
+            <w:pageBreakBefore w:val="0"/>
+            <w:widowControl w:val="0"/>
             <w:tabs>
               <w:tab w:val="right" w:leader="dot" w:pos="8306"/>
             </w:tabs>
+            <w:wordWrap/>
+            <w:overflowPunct/>
+            <w:bidi w:val="0"/>
           </w:pPr>
           <w:r>
             <w:rPr>
@@ -2106,9 +2555,16 @@
         <w:p>
           <w:pPr>
             <w:pStyle w:val="13"/>
+            <w:keepNext w:val="0"/>
+            <w:keepLines w:val="0"/>
+            <w:pageBreakBefore w:val="0"/>
+            <w:widowControl w:val="0"/>
             <w:tabs>
               <w:tab w:val="right" w:leader="dot" w:pos="8306"/>
             </w:tabs>
+            <w:wordWrap/>
+            <w:overflowPunct/>
+            <w:bidi w:val="0"/>
           </w:pPr>
           <w:r>
             <w:rPr>
@@ -2169,9 +2625,16 @@
         <w:p>
           <w:pPr>
             <w:pStyle w:val="13"/>
+            <w:keepNext w:val="0"/>
+            <w:keepLines w:val="0"/>
+            <w:pageBreakBefore w:val="0"/>
+            <w:widowControl w:val="0"/>
             <w:tabs>
               <w:tab w:val="right" w:leader="dot" w:pos="8306"/>
             </w:tabs>
+            <w:wordWrap/>
+            <w:overflowPunct/>
+            <w:bidi w:val="0"/>
           </w:pPr>
           <w:r>
             <w:rPr>
@@ -2232,9 +2695,16 @@
         <w:p>
           <w:pPr>
             <w:pStyle w:val="13"/>
+            <w:keepNext w:val="0"/>
+            <w:keepLines w:val="0"/>
+            <w:pageBreakBefore w:val="0"/>
+            <w:widowControl w:val="0"/>
             <w:tabs>
               <w:tab w:val="right" w:leader="dot" w:pos="8306"/>
             </w:tabs>
+            <w:wordWrap/>
+            <w:overflowPunct/>
+            <w:bidi w:val="0"/>
           </w:pPr>
           <w:r>
             <w:rPr>
@@ -2295,9 +2765,16 @@
         <w:p>
           <w:pPr>
             <w:pStyle w:val="13"/>
+            <w:keepNext w:val="0"/>
+            <w:keepLines w:val="0"/>
+            <w:pageBreakBefore w:val="0"/>
+            <w:widowControl w:val="0"/>
             <w:tabs>
               <w:tab w:val="right" w:leader="dot" w:pos="8306"/>
             </w:tabs>
+            <w:wordWrap/>
+            <w:overflowPunct/>
+            <w:bidi w:val="0"/>
           </w:pPr>
           <w:r>
             <w:rPr>
@@ -2368,9 +2845,16 @@
         <w:p>
           <w:pPr>
             <w:pStyle w:val="13"/>
+            <w:keepNext w:val="0"/>
+            <w:keepLines w:val="0"/>
+            <w:pageBreakBefore w:val="0"/>
+            <w:widowControl w:val="0"/>
             <w:tabs>
               <w:tab w:val="right" w:leader="dot" w:pos="8306"/>
             </w:tabs>
+            <w:wordWrap/>
+            <w:overflowPunct/>
+            <w:bidi w:val="0"/>
           </w:pPr>
           <w:r>
             <w:rPr>
@@ -2431,9 +2915,16 @@
         <w:p>
           <w:pPr>
             <w:pStyle w:val="17"/>
+            <w:keepNext w:val="0"/>
+            <w:keepLines w:val="0"/>
+            <w:pageBreakBefore w:val="0"/>
+            <w:widowControl w:val="0"/>
             <w:tabs>
               <w:tab w:val="right" w:leader="dot" w:pos="8306"/>
             </w:tabs>
+            <w:wordWrap/>
+            <w:overflowPunct/>
+            <w:bidi w:val="0"/>
           </w:pPr>
           <w:r>
             <w:rPr>
@@ -2499,9 +2990,16 @@
         <w:p>
           <w:pPr>
             <w:pStyle w:val="13"/>
+            <w:keepNext w:val="0"/>
+            <w:keepLines w:val="0"/>
+            <w:pageBreakBefore w:val="0"/>
+            <w:widowControl w:val="0"/>
             <w:tabs>
               <w:tab w:val="right" w:leader="dot" w:pos="8306"/>
             </w:tabs>
+            <w:wordWrap/>
+            <w:overflowPunct/>
+            <w:bidi w:val="0"/>
           </w:pPr>
           <w:r>
             <w:rPr>
@@ -2562,9 +3060,16 @@
         <w:p>
           <w:pPr>
             <w:pStyle w:val="13"/>
+            <w:keepNext w:val="0"/>
+            <w:keepLines w:val="0"/>
+            <w:pageBreakBefore w:val="0"/>
+            <w:widowControl w:val="0"/>
             <w:tabs>
               <w:tab w:val="right" w:leader="dot" w:pos="8306"/>
             </w:tabs>
+            <w:wordWrap/>
+            <w:overflowPunct/>
+            <w:bidi w:val="0"/>
           </w:pPr>
           <w:r>
             <w:rPr>
@@ -2625,9 +3130,16 @@
         <w:p>
           <w:pPr>
             <w:pStyle w:val="13"/>
+            <w:keepNext w:val="0"/>
+            <w:keepLines w:val="0"/>
+            <w:pageBreakBefore w:val="0"/>
+            <w:widowControl w:val="0"/>
             <w:tabs>
               <w:tab w:val="right" w:leader="dot" w:pos="8306"/>
             </w:tabs>
+            <w:wordWrap/>
+            <w:overflowPunct/>
+            <w:bidi w:val="0"/>
           </w:pPr>
           <w:r>
             <w:rPr>
@@ -2688,9 +3200,16 @@
         <w:p>
           <w:pPr>
             <w:pStyle w:val="17"/>
+            <w:keepNext w:val="0"/>
+            <w:keepLines w:val="0"/>
+            <w:pageBreakBefore w:val="0"/>
+            <w:widowControl w:val="0"/>
             <w:tabs>
               <w:tab w:val="right" w:leader="dot" w:pos="8306"/>
             </w:tabs>
+            <w:wordWrap/>
+            <w:overflowPunct/>
+            <w:bidi w:val="0"/>
           </w:pPr>
           <w:r>
             <w:rPr>
@@ -2751,9 +3270,16 @@
         <w:p>
           <w:pPr>
             <w:pStyle w:val="13"/>
+            <w:keepNext w:val="0"/>
+            <w:keepLines w:val="0"/>
+            <w:pageBreakBefore w:val="0"/>
+            <w:widowControl w:val="0"/>
             <w:tabs>
               <w:tab w:val="right" w:leader="dot" w:pos="8306"/>
             </w:tabs>
+            <w:wordWrap/>
+            <w:overflowPunct/>
+            <w:bidi w:val="0"/>
           </w:pPr>
           <w:r>
             <w:rPr>
@@ -2814,9 +3340,16 @@
         <w:p>
           <w:pPr>
             <w:pStyle w:val="13"/>
+            <w:keepNext w:val="0"/>
+            <w:keepLines w:val="0"/>
+            <w:pageBreakBefore w:val="0"/>
+            <w:widowControl w:val="0"/>
             <w:tabs>
               <w:tab w:val="right" w:leader="dot" w:pos="8306"/>
             </w:tabs>
+            <w:wordWrap/>
+            <w:overflowPunct/>
+            <w:bidi w:val="0"/>
           </w:pPr>
           <w:r>
             <w:rPr>
@@ -2877,9 +3410,16 @@
         <w:p>
           <w:pPr>
             <w:pStyle w:val="13"/>
+            <w:keepNext w:val="0"/>
+            <w:keepLines w:val="0"/>
+            <w:pageBreakBefore w:val="0"/>
+            <w:widowControl w:val="0"/>
             <w:tabs>
               <w:tab w:val="right" w:leader="dot" w:pos="8306"/>
             </w:tabs>
+            <w:wordWrap/>
+            <w:overflowPunct/>
+            <w:bidi w:val="0"/>
           </w:pPr>
           <w:r>
             <w:rPr>
@@ -2940,9 +3480,16 @@
         <w:p>
           <w:pPr>
             <w:pStyle w:val="13"/>
+            <w:keepNext w:val="0"/>
+            <w:keepLines w:val="0"/>
+            <w:pageBreakBefore w:val="0"/>
+            <w:widowControl w:val="0"/>
             <w:tabs>
               <w:tab w:val="right" w:leader="dot" w:pos="8306"/>
             </w:tabs>
+            <w:wordWrap/>
+            <w:overflowPunct/>
+            <w:bidi w:val="0"/>
           </w:pPr>
           <w:r>
             <w:rPr>
@@ -3003,9 +3550,16 @@
         <w:p>
           <w:pPr>
             <w:pStyle w:val="17"/>
+            <w:keepNext w:val="0"/>
+            <w:keepLines w:val="0"/>
+            <w:pageBreakBefore w:val="0"/>
+            <w:widowControl w:val="0"/>
             <w:tabs>
               <w:tab w:val="right" w:leader="dot" w:pos="8306"/>
             </w:tabs>
+            <w:wordWrap/>
+            <w:overflowPunct/>
+            <w:bidi w:val="0"/>
           </w:pPr>
           <w:r>
             <w:rPr>
@@ -3066,9 +3620,16 @@
         <w:p>
           <w:pPr>
             <w:pStyle w:val="16"/>
+            <w:keepNext w:val="0"/>
+            <w:keepLines w:val="0"/>
+            <w:pageBreakBefore w:val="0"/>
+            <w:widowControl w:val="0"/>
             <w:tabs>
               <w:tab w:val="right" w:leader="dot" w:pos="8306"/>
             </w:tabs>
+            <w:wordWrap/>
+            <w:overflowPunct/>
+            <w:bidi w:val="0"/>
           </w:pPr>
           <w:r>
             <w:rPr>
@@ -3134,9 +3695,16 @@
         <w:p>
           <w:pPr>
             <w:pStyle w:val="16"/>
+            <w:keepNext w:val="0"/>
+            <w:keepLines w:val="0"/>
+            <w:pageBreakBefore w:val="0"/>
+            <w:widowControl w:val="0"/>
             <w:tabs>
               <w:tab w:val="right" w:leader="dot" w:pos="8306"/>
             </w:tabs>
+            <w:wordWrap/>
+            <w:overflowPunct/>
+            <w:bidi w:val="0"/>
           </w:pPr>
           <w:r>
             <w:rPr>
@@ -3202,9 +3770,16 @@
         <w:p>
           <w:pPr>
             <w:pStyle w:val="16"/>
+            <w:keepNext w:val="0"/>
+            <w:keepLines w:val="0"/>
+            <w:pageBreakBefore w:val="0"/>
+            <w:widowControl w:val="0"/>
             <w:tabs>
               <w:tab w:val="right" w:leader="dot" w:pos="8306"/>
             </w:tabs>
+            <w:wordWrap/>
+            <w:overflowPunct/>
+            <w:bidi w:val="0"/>
           </w:pPr>
           <w:r>
             <w:rPr>
@@ -3269,6 +3844,12 @@
         </w:p>
         <w:p>
           <w:pPr>
+            <w:keepNext w:val="0"/>
+            <w:keepLines w:val="0"/>
+            <w:pageBreakBefore w:val="0"/>
+            <w:widowControl w:val="0"/>
+            <w:wordWrap/>
+            <w:overflowPunct/>
             <w:bidi w:val="0"/>
             <w:rPr>
               <w:rFonts w:hint="eastAsia" w:ascii="宋体" w:hAnsi="宋体" w:eastAsia="宋体" w:cs="宋体"/>
@@ -3293,6 +3874,12 @@
     <w:p>
       <w:pPr>
         <w:pStyle w:val="28"/>
+        <w:keepNext w:val="0"/>
+        <w:keepLines w:val="0"/>
+        <w:pageBreakBefore w:val="0"/>
+        <w:widowControl w:val="0"/>
+        <w:wordWrap/>
+        <w:overflowPunct/>
         <w:bidi w:val="0"/>
       </w:pPr>
       <w:bookmarkStart w:id="2" w:name="_Toc23668"/>
@@ -3304,6 +3891,12 @@
     <w:p>
       <w:pPr>
         <w:pStyle w:val="29"/>
+        <w:keepNext w:val="0"/>
+        <w:keepLines w:val="0"/>
+        <w:pageBreakBefore w:val="0"/>
+        <w:widowControl w:val="0"/>
+        <w:wordWrap/>
+        <w:overflowPunct/>
         <w:bidi w:val="0"/>
       </w:pPr>
       <w:r>
@@ -3330,6 +3923,12 @@
     <w:p>
       <w:pPr>
         <w:pStyle w:val="28"/>
+        <w:keepNext w:val="0"/>
+        <w:keepLines w:val="0"/>
+        <w:pageBreakBefore w:val="0"/>
+        <w:widowControl w:val="0"/>
+        <w:wordWrap/>
+        <w:overflowPunct/>
         <w:bidi w:val="0"/>
         <w:rPr>
           <w:rFonts w:hint="eastAsia"/>
@@ -3349,6 +3948,12 @@
     <w:p>
       <w:pPr>
         <w:pStyle w:val="29"/>
+        <w:keepNext w:val="0"/>
+        <w:keepLines w:val="0"/>
+        <w:pageBreakBefore w:val="0"/>
+        <w:widowControl w:val="0"/>
+        <w:wordWrap/>
+        <w:overflowPunct/>
         <w:bidi w:val="0"/>
         <w:rPr>
           <w:rFonts w:hint="eastAsia"/>
@@ -3368,6 +3973,12 @@
     <w:p>
       <w:pPr>
         <w:pStyle w:val="28"/>
+        <w:keepNext w:val="0"/>
+        <w:keepLines w:val="0"/>
+        <w:pageBreakBefore w:val="0"/>
+        <w:widowControl w:val="0"/>
+        <w:wordWrap/>
+        <w:overflowPunct/>
         <w:bidi w:val="0"/>
       </w:pPr>
       <w:bookmarkStart w:id="4" w:name="_Toc30529"/>
@@ -3386,6 +3997,12 @@
     <w:p>
       <w:pPr>
         <w:pStyle w:val="29"/>
+        <w:keepNext w:val="0"/>
+        <w:keepLines w:val="0"/>
+        <w:pageBreakBefore w:val="0"/>
+        <w:widowControl w:val="0"/>
+        <w:wordWrap/>
+        <w:overflowPunct/>
         <w:bidi w:val="0"/>
       </w:pPr>
       <w:r>
@@ -3395,6 +4012,12 @@
     <w:p>
       <w:pPr>
         <w:pStyle w:val="28"/>
+        <w:keepNext w:val="0"/>
+        <w:keepLines w:val="0"/>
+        <w:pageBreakBefore w:val="0"/>
+        <w:widowControl w:val="0"/>
+        <w:wordWrap/>
+        <w:overflowPunct/>
         <w:bidi w:val="0"/>
         <w:rPr>
           <w:rFonts w:hint="eastAsia"/>
@@ -3414,6 +4037,12 @@
     <w:p>
       <w:pPr>
         <w:pStyle w:val="30"/>
+        <w:keepNext w:val="0"/>
+        <w:keepLines w:val="0"/>
+        <w:pageBreakBefore w:val="0"/>
+        <w:widowControl w:val="0"/>
+        <w:wordWrap/>
+        <w:overflowPunct/>
         <w:bidi w:val="0"/>
         <w:rPr>
           <w:rFonts w:hint="default"/>
@@ -3435,7 +4064,7 @@
         <w:keepNext w:val="0"/>
         <w:keepLines w:val="0"/>
         <w:pageBreakBefore w:val="0"/>
-        <w:widowControl/>
+        <w:widowControl w:val="0"/>
         <w:numPr>
           <w:ilvl w:val="0"/>
           <w:numId w:val="2"/>
@@ -3532,7 +4161,7 @@
         <w:keepNext w:val="0"/>
         <w:keepLines w:val="0"/>
         <w:pageBreakBefore w:val="0"/>
-        <w:widowControl/>
+        <w:widowControl w:val="0"/>
         <w:numPr>
           <w:ilvl w:val="0"/>
           <w:numId w:val="2"/>
@@ -3572,7 +4201,7 @@
         <w:keepNext w:val="0"/>
         <w:keepLines w:val="0"/>
         <w:pageBreakBefore w:val="0"/>
-        <w:widowControl/>
+        <w:widowControl w:val="0"/>
         <w:numPr>
           <w:ilvl w:val="0"/>
           <w:numId w:val="2"/>
@@ -3612,7 +4241,7 @@
         <w:keepNext w:val="0"/>
         <w:keepLines w:val="0"/>
         <w:pageBreakBefore w:val="0"/>
-        <w:widowControl/>
+        <w:widowControl w:val="0"/>
         <w:numPr>
           <w:ilvl w:val="0"/>
           <w:numId w:val="2"/>
@@ -3650,6 +4279,12 @@
     <w:p>
       <w:pPr>
         <w:pStyle w:val="28"/>
+        <w:keepNext w:val="0"/>
+        <w:keepLines w:val="0"/>
+        <w:pageBreakBefore w:val="0"/>
+        <w:widowControl w:val="0"/>
+        <w:wordWrap/>
+        <w:overflowPunct/>
         <w:bidi w:val="0"/>
         <w:rPr>
           <w:rFonts w:hint="default"/>
@@ -3665,10 +4300,18 @@
         <w:t>管理流程</w:t>
       </w:r>
       <w:bookmarkEnd w:id="7"/>
+      <w:bookmarkStart w:id="65" w:name="_GoBack"/>
+      <w:bookmarkEnd w:id="65"/>
     </w:p>
     <w:p>
       <w:pPr>
         <w:pStyle w:val="30"/>
+        <w:keepNext w:val="0"/>
+        <w:keepLines w:val="0"/>
+        <w:pageBreakBefore w:val="0"/>
+        <w:widowControl w:val="0"/>
+        <w:wordWrap/>
+        <w:overflowPunct/>
         <w:bidi w:val="0"/>
         <w:rPr>
           <w:rFonts w:hint="default"/>
@@ -3690,7 +4333,7 @@
         <w:keepNext w:val="0"/>
         <w:keepLines w:val="0"/>
         <w:pageBreakBefore w:val="0"/>
-        <w:widowControl/>
+        <w:widowControl w:val="0"/>
         <w:kinsoku w:val="0"/>
         <w:wordWrap/>
         <w:overflowPunct/>
@@ -3762,6 +4405,12 @@
     <w:p>
       <w:pPr>
         <w:pStyle w:val="31"/>
+        <w:keepNext w:val="0"/>
+        <w:keepLines w:val="0"/>
+        <w:pageBreakBefore w:val="0"/>
+        <w:widowControl w:val="0"/>
+        <w:wordWrap/>
+        <w:overflowPunct/>
         <w:bidi w:val="0"/>
       </w:pPr>
       <w:bookmarkStart w:id="9" w:name="bookmark12"/>
@@ -3779,6 +4428,12 @@
     <w:p>
       <w:pPr>
         <w:pStyle w:val="40"/>
+        <w:keepNext w:val="0"/>
+        <w:keepLines w:val="0"/>
+        <w:pageBreakBefore w:val="0"/>
+        <w:widowControl w:val="0"/>
+        <w:wordWrap/>
+        <w:overflowPunct/>
         <w:bidi w:val="0"/>
       </w:pPr>
       <w:r>
@@ -3788,6 +4443,12 @@
     <w:p>
       <w:pPr>
         <w:pStyle w:val="29"/>
+        <w:keepNext w:val="0"/>
+        <w:keepLines w:val="0"/>
+        <w:pageBreakBefore w:val="0"/>
+        <w:widowControl w:val="0"/>
+        <w:wordWrap/>
+        <w:overflowPunct/>
         <w:bidi w:val="0"/>
       </w:pPr>
       <w:r>
@@ -3797,10 +4458,16 @@
     <w:p>
       <w:pPr>
         <w:pStyle w:val="39"/>
+        <w:keepNext w:val="0"/>
+        <w:keepLines w:val="0"/>
+        <w:pageBreakBefore w:val="0"/>
+        <w:widowControl w:val="0"/>
         <w:numPr>
           <w:ilvl w:val="0"/>
           <w:numId w:val="3"/>
         </w:numPr>
+        <w:wordWrap/>
+        <w:overflowPunct/>
         <w:bidi w:val="0"/>
         <w:ind w:left="425" w:leftChars="0" w:hanging="425" w:firstLineChars="0"/>
       </w:pPr>
@@ -3811,10 +4478,16 @@
     <w:p>
       <w:pPr>
         <w:pStyle w:val="39"/>
+        <w:keepNext w:val="0"/>
+        <w:keepLines w:val="0"/>
+        <w:pageBreakBefore w:val="0"/>
+        <w:widowControl w:val="0"/>
         <w:numPr>
           <w:ilvl w:val="0"/>
           <w:numId w:val="3"/>
         </w:numPr>
+        <w:wordWrap/>
+        <w:overflowPunct/>
         <w:bidi w:val="0"/>
         <w:ind w:left="425" w:leftChars="0" w:hanging="425" w:firstLineChars="0"/>
       </w:pPr>
@@ -3825,15 +4498,21 @@
     <w:p>
       <w:pPr>
         <w:pStyle w:val="40"/>
-        <w:bidi w:val="0"/>
-      </w:pPr>
-      <w:bookmarkStart w:id="13" w:name="bookmark19"/>
+        <w:keepNext w:val="0"/>
+        <w:keepLines w:val="0"/>
+        <w:pageBreakBefore w:val="0"/>
+        <w:widowControl w:val="0"/>
+        <w:wordWrap/>
+        <w:overflowPunct/>
+        <w:bidi w:val="0"/>
+      </w:pPr>
+      <w:bookmarkStart w:id="13" w:name="bookmark17"/>
       <w:bookmarkEnd w:id="13"/>
-      <w:bookmarkStart w:id="14" w:name="bookmark17"/>
+      <w:bookmarkStart w:id="14" w:name="bookmark16"/>
       <w:bookmarkEnd w:id="14"/>
-      <w:bookmarkStart w:id="15" w:name="bookmark16"/>
+      <w:bookmarkStart w:id="15" w:name="bookmark18"/>
       <w:bookmarkEnd w:id="15"/>
-      <w:bookmarkStart w:id="16" w:name="bookmark18"/>
+      <w:bookmarkStart w:id="16" w:name="bookmark19"/>
       <w:bookmarkEnd w:id="16"/>
       <w:r>
         <w:t>需求识别应考虑内容</w:t>
@@ -3844,7 +4523,7 @@
         <w:keepNext w:val="0"/>
         <w:keepLines w:val="0"/>
         <w:pageBreakBefore w:val="0"/>
-        <w:widowControl/>
+        <w:widowControl w:val="0"/>
         <w:kinsoku w:val="0"/>
         <w:wordWrap/>
         <w:overflowPunct/>
@@ -3880,7 +4559,7 @@
         <w:keepNext w:val="0"/>
         <w:keepLines w:val="0"/>
         <w:pageBreakBefore w:val="0"/>
-        <w:widowControl/>
+        <w:widowControl w:val="0"/>
         <w:numPr>
           <w:ilvl w:val="0"/>
           <w:numId w:val="4"/>
@@ -3920,7 +4599,7 @@
         <w:keepNext w:val="0"/>
         <w:keepLines w:val="0"/>
         <w:pageBreakBefore w:val="0"/>
-        <w:widowControl/>
+        <w:widowControl w:val="0"/>
         <w:numPr>
           <w:ilvl w:val="0"/>
           <w:numId w:val="4"/>
@@ -3962,7 +4641,7 @@
         <w:keepNext w:val="0"/>
         <w:keepLines w:val="0"/>
         <w:pageBreakBefore w:val="0"/>
-        <w:widowControl/>
+        <w:widowControl w:val="0"/>
         <w:numPr>
           <w:ilvl w:val="0"/>
           <w:numId w:val="4"/>
@@ -4002,7 +4681,7 @@
         <w:keepNext w:val="0"/>
         <w:keepLines w:val="0"/>
         <w:pageBreakBefore w:val="0"/>
-        <w:widowControl/>
+        <w:widowControl w:val="0"/>
         <w:numPr>
           <w:ilvl w:val="0"/>
           <w:numId w:val="4"/>
@@ -4042,7 +4721,7 @@
         <w:keepNext w:val="0"/>
         <w:keepLines w:val="0"/>
         <w:pageBreakBefore w:val="0"/>
-        <w:widowControl/>
+        <w:widowControl w:val="0"/>
         <w:numPr>
           <w:ilvl w:val="0"/>
           <w:numId w:val="4"/>
@@ -4080,6 +4759,12 @@
     <w:p>
       <w:pPr>
         <w:pStyle w:val="31"/>
+        <w:keepNext w:val="0"/>
+        <w:keepLines w:val="0"/>
+        <w:pageBreakBefore w:val="0"/>
+        <w:widowControl w:val="0"/>
+        <w:wordWrap/>
+        <w:overflowPunct/>
         <w:bidi w:val="0"/>
       </w:pPr>
       <w:bookmarkStart w:id="18" w:name="_Toc20602"/>
@@ -4093,7 +4778,7 @@
         <w:keepNext w:val="0"/>
         <w:keepLines w:val="0"/>
         <w:pageBreakBefore w:val="0"/>
-        <w:widowControl/>
+        <w:widowControl w:val="0"/>
         <w:numPr>
           <w:ilvl w:val="0"/>
           <w:numId w:val="5"/>
@@ -4133,7 +4818,7 @@
         <w:keepNext w:val="0"/>
         <w:keepLines w:val="0"/>
         <w:pageBreakBefore w:val="0"/>
-        <w:widowControl/>
+        <w:widowControl w:val="0"/>
         <w:numPr>
           <w:ilvl w:val="0"/>
           <w:numId w:val="5"/>
@@ -4173,7 +4858,7 @@
         <w:keepNext w:val="0"/>
         <w:keepLines w:val="0"/>
         <w:pageBreakBefore w:val="0"/>
-        <w:widowControl/>
+        <w:widowControl w:val="0"/>
         <w:numPr>
           <w:ilvl w:val="0"/>
           <w:numId w:val="5"/>
@@ -4213,7 +4898,7 @@
         <w:keepNext w:val="0"/>
         <w:keepLines w:val="0"/>
         <w:pageBreakBefore w:val="0"/>
-        <w:widowControl/>
+        <w:widowControl w:val="0"/>
         <w:numPr>
           <w:ilvl w:val="0"/>
           <w:numId w:val="5"/>
@@ -4251,6 +4936,12 @@
     <w:p>
       <w:pPr>
         <w:pStyle w:val="31"/>
+        <w:keepNext w:val="0"/>
+        <w:keepLines w:val="0"/>
+        <w:pageBreakBefore w:val="0"/>
+        <w:widowControl w:val="0"/>
+        <w:wordWrap/>
+        <w:overflowPunct/>
         <w:bidi w:val="0"/>
       </w:pPr>
       <w:bookmarkStart w:id="19" w:name="bookmark20"/>
@@ -4268,7 +4959,7 @@
         <w:keepNext w:val="0"/>
         <w:keepLines w:val="0"/>
         <w:pageBreakBefore w:val="0"/>
-        <w:widowControl/>
+        <w:widowControl w:val="0"/>
         <w:numPr>
           <w:ilvl w:val="0"/>
           <w:numId w:val="6"/>
@@ -4308,7 +4999,7 @@
         <w:keepNext w:val="0"/>
         <w:keepLines w:val="0"/>
         <w:pageBreakBefore w:val="0"/>
-        <w:widowControl/>
+        <w:widowControl w:val="0"/>
         <w:numPr>
           <w:ilvl w:val="0"/>
           <w:numId w:val="6"/>
@@ -4348,7 +5039,7 @@
         <w:keepNext w:val="0"/>
         <w:keepLines w:val="0"/>
         <w:pageBreakBefore w:val="0"/>
-        <w:widowControl/>
+        <w:widowControl w:val="0"/>
         <w:numPr>
           <w:ilvl w:val="0"/>
           <w:numId w:val="6"/>
@@ -4388,7 +5079,7 @@
         <w:keepNext w:val="0"/>
         <w:keepLines w:val="0"/>
         <w:pageBreakBefore w:val="0"/>
-        <w:widowControl/>
+        <w:widowControl w:val="0"/>
         <w:numPr>
           <w:ilvl w:val="0"/>
           <w:numId w:val="6"/>
@@ -4428,7 +5119,7 @@
         <w:keepNext w:val="0"/>
         <w:keepLines w:val="0"/>
         <w:pageBreakBefore w:val="0"/>
-        <w:widowControl/>
+        <w:widowControl w:val="0"/>
         <w:numPr>
           <w:ilvl w:val="0"/>
           <w:numId w:val="6"/>
@@ -4468,7 +5159,7 @@
         <w:keepNext w:val="0"/>
         <w:keepLines w:val="0"/>
         <w:pageBreakBefore w:val="0"/>
-        <w:widowControl/>
+        <w:widowControl w:val="0"/>
         <w:numPr>
           <w:ilvl w:val="0"/>
           <w:numId w:val="6"/>
@@ -4508,7 +5199,7 @@
         <w:keepNext w:val="0"/>
         <w:keepLines w:val="0"/>
         <w:pageBreakBefore w:val="0"/>
-        <w:widowControl/>
+        <w:widowControl w:val="0"/>
         <w:numPr>
           <w:ilvl w:val="0"/>
           <w:numId w:val="6"/>
@@ -4550,7 +5241,7 @@
         <w:keepNext w:val="0"/>
         <w:keepLines w:val="0"/>
         <w:pageBreakBefore w:val="0"/>
-        <w:widowControl/>
+        <w:widowControl w:val="0"/>
         <w:numPr>
           <w:ilvl w:val="0"/>
           <w:numId w:val="6"/>
@@ -4590,7 +5281,7 @@
         <w:keepNext w:val="0"/>
         <w:keepLines w:val="0"/>
         <w:pageBreakBefore w:val="0"/>
-        <w:widowControl/>
+        <w:widowControl w:val="0"/>
         <w:numPr>
           <w:ilvl w:val="0"/>
           <w:numId w:val="7"/>
@@ -4630,7 +5321,7 @@
         <w:keepNext w:val="0"/>
         <w:keepLines w:val="0"/>
         <w:pageBreakBefore w:val="0"/>
-        <w:widowControl/>
+        <w:widowControl w:val="0"/>
         <w:numPr>
           <w:ilvl w:val="0"/>
           <w:numId w:val="7"/>
@@ -4668,6 +5359,12 @@
     <w:p>
       <w:pPr>
         <w:pStyle w:val="31"/>
+        <w:keepNext w:val="0"/>
+        <w:keepLines w:val="0"/>
+        <w:pageBreakBefore w:val="0"/>
+        <w:widowControl w:val="0"/>
+        <w:wordWrap/>
+        <w:overflowPunct/>
         <w:bidi w:val="0"/>
       </w:pPr>
       <w:bookmarkStart w:id="23" w:name="bookmark23"/>
@@ -4685,7 +5382,7 @@
         <w:keepNext w:val="0"/>
         <w:keepLines w:val="0"/>
         <w:pageBreakBefore w:val="0"/>
-        <w:widowControl/>
+        <w:widowControl w:val="0"/>
         <w:kinsoku w:val="0"/>
         <w:wordWrap/>
         <w:overflowPunct/>
@@ -4721,7 +5418,7 @@
         <w:keepNext w:val="0"/>
         <w:keepLines w:val="0"/>
         <w:pageBreakBefore w:val="0"/>
-        <w:widowControl/>
+        <w:widowControl w:val="0"/>
         <w:numPr>
           <w:ilvl w:val="0"/>
           <w:numId w:val="8"/>
@@ -4761,7 +5458,7 @@
         <w:keepNext w:val="0"/>
         <w:keepLines w:val="0"/>
         <w:pageBreakBefore w:val="0"/>
-        <w:widowControl/>
+        <w:widowControl w:val="0"/>
         <w:numPr>
           <w:ilvl w:val="0"/>
           <w:numId w:val="8"/>
@@ -4801,7 +5498,7 @@
         <w:keepNext w:val="0"/>
         <w:keepLines w:val="0"/>
         <w:pageBreakBefore w:val="0"/>
-        <w:widowControl/>
+        <w:widowControl w:val="0"/>
         <w:numPr>
           <w:ilvl w:val="0"/>
           <w:numId w:val="8"/>
@@ -4841,7 +5538,7 @@
         <w:keepNext w:val="0"/>
         <w:keepLines w:val="0"/>
         <w:pageBreakBefore w:val="0"/>
-        <w:widowControl/>
+        <w:widowControl w:val="0"/>
         <w:numPr>
           <w:ilvl w:val="0"/>
           <w:numId w:val="8"/>
@@ -4881,7 +5578,7 @@
         <w:keepNext w:val="0"/>
         <w:keepLines w:val="0"/>
         <w:pageBreakBefore w:val="0"/>
-        <w:widowControl/>
+        <w:widowControl w:val="0"/>
         <w:numPr>
           <w:ilvl w:val="0"/>
           <w:numId w:val="8"/>
@@ -4921,7 +5618,7 @@
         <w:keepNext w:val="0"/>
         <w:keepLines w:val="0"/>
         <w:pageBreakBefore w:val="0"/>
-        <w:widowControl/>
+        <w:widowControl w:val="0"/>
         <w:numPr>
           <w:ilvl w:val="0"/>
           <w:numId w:val="8"/>
@@ -4959,11 +5656,17 @@
     <w:p>
       <w:pPr>
         <w:pStyle w:val="31"/>
-        <w:bidi w:val="0"/>
-      </w:pPr>
-      <w:bookmarkStart w:id="26" w:name="bookmark25"/>
+        <w:keepNext w:val="0"/>
+        <w:keepLines w:val="0"/>
+        <w:pageBreakBefore w:val="0"/>
+        <w:widowControl w:val="0"/>
+        <w:wordWrap/>
+        <w:overflowPunct/>
+        <w:bidi w:val="0"/>
+      </w:pPr>
+      <w:bookmarkStart w:id="26" w:name="bookmark24"/>
       <w:bookmarkEnd w:id="26"/>
-      <w:bookmarkStart w:id="27" w:name="bookmark24"/>
+      <w:bookmarkStart w:id="27" w:name="bookmark25"/>
       <w:bookmarkEnd w:id="27"/>
       <w:bookmarkStart w:id="28" w:name="_Toc3773"/>
       <w:r>
@@ -4986,7 +5689,7 @@
         <w:keepNext w:val="0"/>
         <w:keepLines w:val="0"/>
         <w:pageBreakBefore w:val="0"/>
-        <w:widowControl/>
+        <w:widowControl w:val="0"/>
         <w:numPr>
           <w:ilvl w:val="0"/>
           <w:numId w:val="9"/>
@@ -5045,7 +5748,7 @@
         <w:keepNext w:val="0"/>
         <w:keepLines w:val="0"/>
         <w:pageBreakBefore w:val="0"/>
-        <w:widowControl/>
+        <w:widowControl w:val="0"/>
         <w:numPr>
           <w:ilvl w:val="0"/>
           <w:numId w:val="9"/>
@@ -5142,7 +5845,7 @@
         <w:keepNext w:val="0"/>
         <w:keepLines w:val="0"/>
         <w:pageBreakBefore w:val="0"/>
-        <w:widowControl/>
+        <w:widowControl w:val="0"/>
         <w:numPr>
           <w:ilvl w:val="0"/>
           <w:numId w:val="9"/>
@@ -5239,7 +5942,7 @@
         <w:keepNext w:val="0"/>
         <w:keepLines w:val="0"/>
         <w:pageBreakBefore w:val="0"/>
-        <w:widowControl/>
+        <w:widowControl w:val="0"/>
         <w:numPr>
           <w:ilvl w:val="0"/>
           <w:numId w:val="9"/>
@@ -5298,7 +6001,7 @@
         <w:keepNext w:val="0"/>
         <w:keepLines w:val="0"/>
         <w:pageBreakBefore w:val="0"/>
-        <w:widowControl/>
+        <w:widowControl w:val="0"/>
         <w:numPr>
           <w:ilvl w:val="0"/>
           <w:numId w:val="10"/>
@@ -5338,7 +6041,7 @@
         <w:keepNext w:val="0"/>
         <w:keepLines w:val="0"/>
         <w:pageBreakBefore w:val="0"/>
-        <w:widowControl/>
+        <w:widowControl w:val="0"/>
         <w:numPr>
           <w:ilvl w:val="0"/>
           <w:numId w:val="10"/>
@@ -5378,7 +6081,7 @@
         <w:keepNext w:val="0"/>
         <w:keepLines w:val="0"/>
         <w:pageBreakBefore w:val="0"/>
-        <w:widowControl/>
+        <w:widowControl w:val="0"/>
         <w:numPr>
           <w:ilvl w:val="0"/>
           <w:numId w:val="10"/>
@@ -5416,11 +6119,17 @@
     <w:p>
       <w:pPr>
         <w:pStyle w:val="31"/>
-        <w:bidi w:val="0"/>
-      </w:pPr>
-      <w:bookmarkStart w:id="29" w:name="bookmark27"/>
+        <w:keepNext w:val="0"/>
+        <w:keepLines w:val="0"/>
+        <w:pageBreakBefore w:val="0"/>
+        <w:widowControl w:val="0"/>
+        <w:wordWrap/>
+        <w:overflowPunct/>
+        <w:bidi w:val="0"/>
+      </w:pPr>
+      <w:bookmarkStart w:id="29" w:name="bookmark26"/>
       <w:bookmarkEnd w:id="29"/>
-      <w:bookmarkStart w:id="30" w:name="bookmark26"/>
+      <w:bookmarkStart w:id="30" w:name="bookmark27"/>
       <w:bookmarkEnd w:id="30"/>
       <w:r>
         <w:t xml:space="preserve"> </w:t>
@@ -5436,7 +6145,7 @@
         <w:keepNext w:val="0"/>
         <w:keepLines w:val="0"/>
         <w:pageBreakBefore w:val="0"/>
-        <w:widowControl/>
+        <w:widowControl w:val="0"/>
         <w:numPr>
           <w:ilvl w:val="0"/>
           <w:numId w:val="11"/>
@@ -5505,7 +6214,7 @@
         <w:keepNext w:val="0"/>
         <w:keepLines w:val="0"/>
         <w:pageBreakBefore w:val="0"/>
-        <w:widowControl/>
+        <w:widowControl w:val="0"/>
         <w:numPr>
           <w:ilvl w:val="0"/>
           <w:numId w:val="11"/>
@@ -5543,10 +6252,16 @@
     <w:p>
       <w:pPr>
         <w:pStyle w:val="39"/>
+        <w:keepNext w:val="0"/>
+        <w:keepLines w:val="0"/>
+        <w:pageBreakBefore w:val="0"/>
+        <w:widowControl w:val="0"/>
         <w:numPr>
           <w:ilvl w:val="0"/>
           <w:numId w:val="12"/>
         </w:numPr>
+        <w:wordWrap/>
+        <w:overflowPunct/>
         <w:bidi w:val="0"/>
         <w:ind w:left="845" w:leftChars="0" w:hanging="425" w:firstLineChars="0"/>
       </w:pPr>
@@ -5557,10 +6272,16 @@
     <w:p>
       <w:pPr>
         <w:pStyle w:val="39"/>
+        <w:keepNext w:val="0"/>
+        <w:keepLines w:val="0"/>
+        <w:pageBreakBefore w:val="0"/>
+        <w:widowControl w:val="0"/>
         <w:numPr>
           <w:ilvl w:val="0"/>
           <w:numId w:val="12"/>
         </w:numPr>
+        <w:wordWrap/>
+        <w:overflowPunct/>
         <w:bidi w:val="0"/>
         <w:ind w:left="845" w:leftChars="0" w:hanging="425" w:firstLineChars="0"/>
       </w:pPr>
@@ -5571,10 +6292,16 @@
     <w:p>
       <w:pPr>
         <w:pStyle w:val="39"/>
+        <w:keepNext w:val="0"/>
+        <w:keepLines w:val="0"/>
+        <w:pageBreakBefore w:val="0"/>
+        <w:widowControl w:val="0"/>
         <w:numPr>
           <w:ilvl w:val="0"/>
           <w:numId w:val="12"/>
         </w:numPr>
+        <w:wordWrap/>
+        <w:overflowPunct/>
         <w:bidi w:val="0"/>
         <w:ind w:left="845" w:leftChars="0" w:hanging="425" w:firstLineChars="0"/>
       </w:pPr>
@@ -5585,10 +6312,16 @@
     <w:p>
       <w:pPr>
         <w:pStyle w:val="39"/>
+        <w:keepNext w:val="0"/>
+        <w:keepLines w:val="0"/>
+        <w:pageBreakBefore w:val="0"/>
+        <w:widowControl w:val="0"/>
         <w:numPr>
           <w:ilvl w:val="0"/>
           <w:numId w:val="12"/>
         </w:numPr>
+        <w:wordWrap/>
+        <w:overflowPunct/>
         <w:bidi w:val="0"/>
         <w:ind w:left="845" w:leftChars="0" w:hanging="425" w:firstLineChars="0"/>
       </w:pPr>
@@ -5599,6 +6332,12 @@
     <w:p>
       <w:pPr>
         <w:pStyle w:val="30"/>
+        <w:keepNext w:val="0"/>
+        <w:keepLines w:val="0"/>
+        <w:pageBreakBefore w:val="0"/>
+        <w:widowControl w:val="0"/>
+        <w:wordWrap/>
+        <w:overflowPunct/>
         <w:bidi w:val="0"/>
         <w:rPr>
           <w:rFonts w:hint="default"/>
@@ -5618,6 +6357,12 @@
     <w:p>
       <w:pPr>
         <w:pStyle w:val="31"/>
+        <w:keepNext w:val="0"/>
+        <w:keepLines w:val="0"/>
+        <w:pageBreakBefore w:val="0"/>
+        <w:widowControl w:val="0"/>
+        <w:wordWrap/>
+        <w:overflowPunct/>
         <w:bidi w:val="0"/>
       </w:pPr>
       <w:bookmarkStart w:id="33" w:name="_Toc13929"/>
@@ -5629,6 +6374,12 @@
     <w:p>
       <w:pPr>
         <w:pStyle w:val="40"/>
+        <w:keepNext w:val="0"/>
+        <w:keepLines w:val="0"/>
+        <w:pageBreakBefore w:val="0"/>
+        <w:widowControl w:val="0"/>
+        <w:wordWrap/>
+        <w:overflowPunct/>
         <w:bidi w:val="0"/>
       </w:pPr>
       <w:bookmarkStart w:id="34" w:name="bookmark47"/>
@@ -5642,7 +6393,7 @@
         <w:keepNext w:val="0"/>
         <w:keepLines w:val="0"/>
         <w:pageBreakBefore w:val="0"/>
-        <w:widowControl/>
+        <w:widowControl w:val="0"/>
         <w:numPr>
           <w:ilvl w:val="0"/>
           <w:numId w:val="13"/>
@@ -5698,7 +6449,7 @@
         <w:keepNext w:val="0"/>
         <w:keepLines w:val="0"/>
         <w:pageBreakBefore w:val="0"/>
-        <w:widowControl/>
+        <w:widowControl w:val="0"/>
         <w:numPr>
           <w:ilvl w:val="0"/>
           <w:numId w:val="13"/>
@@ -5764,7 +6515,7 @@
         <w:keepNext w:val="0"/>
         <w:keepLines w:val="0"/>
         <w:pageBreakBefore w:val="0"/>
-        <w:widowControl/>
+        <w:widowControl w:val="0"/>
         <w:numPr>
           <w:ilvl w:val="0"/>
           <w:numId w:val="13"/>
@@ -5809,6 +6560,12 @@
     <w:p>
       <w:pPr>
         <w:pStyle w:val="40"/>
+        <w:keepNext w:val="0"/>
+        <w:keepLines w:val="0"/>
+        <w:pageBreakBefore w:val="0"/>
+        <w:widowControl w:val="0"/>
+        <w:wordWrap/>
+        <w:overflowPunct/>
         <w:bidi w:val="0"/>
       </w:pPr>
       <w:r>
@@ -5820,7 +6577,7 @@
         <w:keepNext w:val="0"/>
         <w:keepLines w:val="0"/>
         <w:pageBreakBefore w:val="0"/>
-        <w:widowControl/>
+        <w:widowControl w:val="0"/>
         <w:numPr>
           <w:ilvl w:val="0"/>
           <w:numId w:val="14"/>
@@ -5859,7 +6616,7 @@
         <w:keepNext w:val="0"/>
         <w:keepLines w:val="0"/>
         <w:pageBreakBefore w:val="0"/>
-        <w:widowControl/>
+        <w:widowControl w:val="0"/>
         <w:numPr>
           <w:ilvl w:val="0"/>
           <w:numId w:val="14"/>
@@ -5896,6 +6653,12 @@
     <w:p>
       <w:pPr>
         <w:pStyle w:val="31"/>
+        <w:keepNext w:val="0"/>
+        <w:keepLines w:val="0"/>
+        <w:pageBreakBefore w:val="0"/>
+        <w:widowControl w:val="0"/>
+        <w:wordWrap/>
+        <w:overflowPunct/>
         <w:bidi w:val="0"/>
       </w:pPr>
       <w:bookmarkStart w:id="35" w:name="_Toc20627"/>
@@ -5907,6 +6670,12 @@
     <w:p>
       <w:pPr>
         <w:pStyle w:val="40"/>
+        <w:keepNext w:val="0"/>
+        <w:keepLines w:val="0"/>
+        <w:pageBreakBefore w:val="0"/>
+        <w:widowControl w:val="0"/>
+        <w:wordWrap/>
+        <w:overflowPunct/>
         <w:bidi w:val="0"/>
       </w:pPr>
       <w:bookmarkStart w:id="36" w:name="bookmark48"/>
@@ -5920,7 +6689,7 @@
         <w:keepNext w:val="0"/>
         <w:keepLines w:val="0"/>
         <w:pageBreakBefore w:val="0"/>
-        <w:widowControl/>
+        <w:widowControl w:val="0"/>
         <w:numPr>
           <w:ilvl w:val="0"/>
           <w:numId w:val="15"/>
@@ -5986,7 +6755,7 @@
         <w:keepNext w:val="0"/>
         <w:keepLines w:val="0"/>
         <w:pageBreakBefore w:val="0"/>
-        <w:widowControl/>
+        <w:widowControl w:val="0"/>
         <w:numPr>
           <w:ilvl w:val="0"/>
           <w:numId w:val="15"/>
@@ -6051,7 +6820,7 @@
         <w:keepNext w:val="0"/>
         <w:keepLines w:val="0"/>
         <w:pageBreakBefore w:val="0"/>
-        <w:widowControl/>
+        <w:widowControl w:val="0"/>
         <w:numPr>
           <w:ilvl w:val="0"/>
           <w:numId w:val="15"/>
@@ -6141,6 +6910,12 @@
     <w:p>
       <w:pPr>
         <w:pStyle w:val="40"/>
+        <w:keepNext w:val="0"/>
+        <w:keepLines w:val="0"/>
+        <w:pageBreakBefore w:val="0"/>
+        <w:widowControl w:val="0"/>
+        <w:wordWrap/>
+        <w:overflowPunct/>
         <w:bidi w:val="0"/>
       </w:pPr>
       <w:r>
@@ -6152,7 +6927,7 @@
         <w:keepNext w:val="0"/>
         <w:keepLines w:val="0"/>
         <w:pageBreakBefore w:val="0"/>
-        <w:widowControl/>
+        <w:widowControl w:val="0"/>
         <w:numPr>
           <w:ilvl w:val="0"/>
           <w:numId w:val="16"/>
@@ -6208,7 +6983,7 @@
         <w:keepNext w:val="0"/>
         <w:keepLines w:val="0"/>
         <w:pageBreakBefore w:val="0"/>
-        <w:widowControl/>
+        <w:widowControl w:val="0"/>
         <w:numPr>
           <w:ilvl w:val="0"/>
           <w:numId w:val="16"/>
@@ -6264,7 +7039,7 @@
         <w:keepNext w:val="0"/>
         <w:keepLines w:val="0"/>
         <w:pageBreakBefore w:val="0"/>
-        <w:widowControl/>
+        <w:widowControl w:val="0"/>
         <w:numPr>
           <w:ilvl w:val="0"/>
           <w:numId w:val="16"/>
@@ -6302,7 +7077,7 @@
         <w:keepNext w:val="0"/>
         <w:keepLines w:val="0"/>
         <w:pageBreakBefore w:val="0"/>
-        <w:widowControl/>
+        <w:widowControl w:val="0"/>
         <w:numPr>
           <w:ilvl w:val="0"/>
           <w:numId w:val="17"/>
@@ -6381,7 +7156,7 @@
         <w:keepNext w:val="0"/>
         <w:keepLines w:val="0"/>
         <w:pageBreakBefore w:val="0"/>
-        <w:widowControl/>
+        <w:widowControl w:val="0"/>
         <w:numPr>
           <w:ilvl w:val="0"/>
           <w:numId w:val="17"/>
@@ -6428,7 +7203,7 @@
         <w:keepNext w:val="0"/>
         <w:keepLines w:val="0"/>
         <w:pageBreakBefore w:val="0"/>
-        <w:widowControl/>
+        <w:widowControl w:val="0"/>
         <w:numPr>
           <w:ilvl w:val="0"/>
           <w:numId w:val="17"/>
@@ -6476,7 +7251,7 @@
         <w:keepNext w:val="0"/>
         <w:keepLines w:val="0"/>
         <w:pageBreakBefore w:val="0"/>
-        <w:widowControl/>
+        <w:widowControl w:val="0"/>
         <w:numPr>
           <w:ilvl w:val="0"/>
           <w:numId w:val="17"/>
@@ -6541,7 +7316,7 @@
         <w:keepNext w:val="0"/>
         <w:keepLines w:val="0"/>
         <w:pageBreakBefore w:val="0"/>
-        <w:widowControl/>
+        <w:widowControl w:val="0"/>
         <w:numPr>
           <w:ilvl w:val="0"/>
           <w:numId w:val="16"/>
@@ -6579,7 +7354,7 @@
         <w:keepNext w:val="0"/>
         <w:keepLines w:val="0"/>
         <w:pageBreakBefore w:val="0"/>
-        <w:widowControl/>
+        <w:widowControl w:val="0"/>
         <w:numPr>
           <w:ilvl w:val="0"/>
           <w:numId w:val="18"/>
@@ -6627,7 +7402,7 @@
         <w:keepNext w:val="0"/>
         <w:keepLines w:val="0"/>
         <w:pageBreakBefore w:val="0"/>
-        <w:widowControl/>
+        <w:widowControl w:val="0"/>
         <w:numPr>
           <w:ilvl w:val="0"/>
           <w:numId w:val="18"/>
@@ -6683,7 +7458,7 @@
         <w:keepNext w:val="0"/>
         <w:keepLines w:val="0"/>
         <w:pageBreakBefore w:val="0"/>
-        <w:widowControl/>
+        <w:widowControl w:val="0"/>
         <w:numPr>
           <w:ilvl w:val="0"/>
           <w:numId w:val="18"/>
@@ -6732,7 +7507,7 @@
         <w:keepNext w:val="0"/>
         <w:keepLines w:val="0"/>
         <w:pageBreakBefore w:val="0"/>
-        <w:widowControl/>
+        <w:widowControl w:val="0"/>
         <w:numPr>
           <w:ilvl w:val="0"/>
           <w:numId w:val="18"/>
@@ -6805,7 +7580,7 @@
         <w:keepNext w:val="0"/>
         <w:keepLines w:val="0"/>
         <w:pageBreakBefore w:val="0"/>
-        <w:widowControl/>
+        <w:widowControl w:val="0"/>
         <w:numPr>
           <w:ilvl w:val="0"/>
           <w:numId w:val="18"/>
@@ -6879,7 +7654,7 @@
         <w:keepNext w:val="0"/>
         <w:keepLines w:val="0"/>
         <w:pageBreakBefore w:val="0"/>
-        <w:widowControl/>
+        <w:widowControl w:val="0"/>
         <w:numPr>
           <w:ilvl w:val="0"/>
           <w:numId w:val="18"/>
@@ -6926,7 +7701,7 @@
         <w:keepNext w:val="0"/>
         <w:keepLines w:val="0"/>
         <w:pageBreakBefore w:val="0"/>
-        <w:widowControl/>
+        <w:widowControl w:val="0"/>
         <w:numPr>
           <w:ilvl w:val="0"/>
           <w:numId w:val="18"/>
@@ -6964,7 +7739,7 @@
         <w:keepNext w:val="0"/>
         <w:keepLines w:val="0"/>
         <w:pageBreakBefore w:val="0"/>
-        <w:widowControl/>
+        <w:widowControl w:val="0"/>
         <w:numPr>
           <w:ilvl w:val="0"/>
           <w:numId w:val="18"/>
@@ -7012,7 +7787,7 @@
         <w:keepNext w:val="0"/>
         <w:keepLines w:val="0"/>
         <w:pageBreakBefore w:val="0"/>
-        <w:widowControl/>
+        <w:widowControl w:val="0"/>
         <w:numPr>
           <w:ilvl w:val="0"/>
           <w:numId w:val="18"/>
@@ -7095,7 +7870,7 @@
         <w:keepNext w:val="0"/>
         <w:keepLines w:val="0"/>
         <w:pageBreakBefore w:val="0"/>
-        <w:widowControl/>
+        <w:widowControl w:val="0"/>
         <w:numPr>
           <w:ilvl w:val="0"/>
           <w:numId w:val="18"/>
@@ -7140,6 +7915,12 @@
     <w:p>
       <w:pPr>
         <w:pStyle w:val="31"/>
+        <w:keepNext w:val="0"/>
+        <w:keepLines w:val="0"/>
+        <w:pageBreakBefore w:val="0"/>
+        <w:widowControl w:val="0"/>
+        <w:wordWrap/>
+        <w:overflowPunct/>
         <w:bidi w:val="0"/>
       </w:pPr>
       <w:bookmarkStart w:id="39" w:name="_Toc25830"/>
@@ -7151,6 +7932,12 @@
     <w:p>
       <w:pPr>
         <w:pStyle w:val="40"/>
+        <w:keepNext w:val="0"/>
+        <w:keepLines w:val="0"/>
+        <w:pageBreakBefore w:val="0"/>
+        <w:widowControl w:val="0"/>
+        <w:wordWrap/>
+        <w:overflowPunct/>
         <w:bidi w:val="0"/>
       </w:pPr>
       <w:bookmarkStart w:id="40" w:name="bookmark51"/>
@@ -7164,7 +7951,7 @@
         <w:keepNext w:val="0"/>
         <w:keepLines w:val="0"/>
         <w:pageBreakBefore w:val="0"/>
-        <w:widowControl/>
+        <w:widowControl w:val="0"/>
         <w:numPr>
           <w:ilvl w:val="0"/>
           <w:numId w:val="19"/>
@@ -7220,7 +8007,7 @@
         <w:keepNext w:val="0"/>
         <w:keepLines w:val="0"/>
         <w:pageBreakBefore w:val="0"/>
-        <w:widowControl/>
+        <w:widowControl w:val="0"/>
         <w:numPr>
           <w:ilvl w:val="0"/>
           <w:numId w:val="19"/>
@@ -7284,7 +8071,7 @@
         <w:keepNext w:val="0"/>
         <w:keepLines w:val="0"/>
         <w:pageBreakBefore w:val="0"/>
-        <w:widowControl/>
+        <w:widowControl w:val="0"/>
         <w:numPr>
           <w:ilvl w:val="0"/>
           <w:numId w:val="19"/>
@@ -7346,6 +8133,12 @@
     <w:p>
       <w:pPr>
         <w:pStyle w:val="40"/>
+        <w:keepNext w:val="0"/>
+        <w:keepLines w:val="0"/>
+        <w:pageBreakBefore w:val="0"/>
+        <w:widowControl w:val="0"/>
+        <w:wordWrap/>
+        <w:overflowPunct/>
         <w:bidi w:val="0"/>
       </w:pPr>
       <w:bookmarkStart w:id="41" w:name="bookmark52"/>
@@ -7369,7 +8162,7 @@
         <w:keepNext w:val="0"/>
         <w:keepLines w:val="0"/>
         <w:pageBreakBefore w:val="0"/>
-        <w:widowControl/>
+        <w:widowControl w:val="0"/>
         <w:numPr>
           <w:ilvl w:val="0"/>
           <w:numId w:val="20"/>
@@ -7445,7 +8238,7 @@
         <w:keepNext w:val="0"/>
         <w:keepLines w:val="0"/>
         <w:pageBreakBefore w:val="0"/>
-        <w:widowControl/>
+        <w:widowControl w:val="0"/>
         <w:numPr>
           <w:ilvl w:val="0"/>
           <w:numId w:val="20"/>
@@ -7536,6 +8329,12 @@
     <w:p>
       <w:pPr>
         <w:pStyle w:val="40"/>
+        <w:keepNext w:val="0"/>
+        <w:keepLines w:val="0"/>
+        <w:pageBreakBefore w:val="0"/>
+        <w:widowControl w:val="0"/>
+        <w:wordWrap/>
+        <w:overflowPunct/>
         <w:bidi w:val="0"/>
       </w:pPr>
       <w:r>
@@ -7547,7 +8346,7 @@
         <w:keepNext w:val="0"/>
         <w:keepLines w:val="0"/>
         <w:pageBreakBefore w:val="0"/>
-        <w:widowControl/>
+        <w:widowControl w:val="0"/>
         <w:numPr>
           <w:ilvl w:val="0"/>
           <w:numId w:val="21"/>
@@ -7596,7 +8395,7 @@
         <w:keepNext w:val="0"/>
         <w:keepLines w:val="0"/>
         <w:pageBreakBefore w:val="0"/>
-        <w:widowControl/>
+        <w:widowControl w:val="0"/>
         <w:numPr>
           <w:ilvl w:val="0"/>
           <w:numId w:val="21"/>
@@ -7652,6 +8451,12 @@
     <w:p>
       <w:pPr>
         <w:pStyle w:val="40"/>
+        <w:keepNext w:val="0"/>
+        <w:keepLines w:val="0"/>
+        <w:pageBreakBefore w:val="0"/>
+        <w:widowControl w:val="0"/>
+        <w:wordWrap/>
+        <w:overflowPunct/>
         <w:bidi w:val="0"/>
       </w:pPr>
       <w:r>
@@ -7663,7 +8468,7 @@
         <w:keepNext w:val="0"/>
         <w:keepLines w:val="0"/>
         <w:pageBreakBefore w:val="0"/>
-        <w:widowControl/>
+        <w:widowControl w:val="0"/>
         <w:numPr>
           <w:ilvl w:val="0"/>
           <w:numId w:val="22"/>
@@ -7740,7 +8545,7 @@
         <w:keepNext w:val="0"/>
         <w:keepLines w:val="0"/>
         <w:pageBreakBefore w:val="0"/>
-        <w:widowControl/>
+        <w:widowControl w:val="0"/>
         <w:numPr>
           <w:ilvl w:val="0"/>
           <w:numId w:val="22"/>
@@ -7779,7 +8584,7 @@
         <w:keepNext w:val="0"/>
         <w:keepLines w:val="0"/>
         <w:pageBreakBefore w:val="0"/>
-        <w:widowControl/>
+        <w:widowControl w:val="0"/>
         <w:numPr>
           <w:ilvl w:val="0"/>
           <w:numId w:val="22"/>
@@ -7818,7 +8623,7 @@
         <w:keepNext w:val="0"/>
         <w:keepLines w:val="0"/>
         <w:pageBreakBefore w:val="0"/>
-        <w:widowControl/>
+        <w:widowControl w:val="0"/>
         <w:numPr>
           <w:ilvl w:val="0"/>
           <w:numId w:val="22"/>
@@ -7857,7 +8662,7 @@
         <w:keepNext w:val="0"/>
         <w:keepLines w:val="0"/>
         <w:pageBreakBefore w:val="0"/>
-        <w:widowControl/>
+        <w:widowControl w:val="0"/>
         <w:numPr>
           <w:ilvl w:val="0"/>
           <w:numId w:val="22"/>
@@ -7896,7 +8701,7 @@
         <w:keepNext w:val="0"/>
         <w:keepLines w:val="0"/>
         <w:pageBreakBefore w:val="0"/>
-        <w:widowControl/>
+        <w:widowControl w:val="0"/>
         <w:numPr>
           <w:ilvl w:val="0"/>
           <w:numId w:val="22"/>
@@ -7973,7 +8778,7 @@
         <w:keepNext w:val="0"/>
         <w:keepLines w:val="0"/>
         <w:pageBreakBefore w:val="0"/>
-        <w:widowControl/>
+        <w:widowControl w:val="0"/>
         <w:numPr>
           <w:ilvl w:val="0"/>
           <w:numId w:val="22"/>
@@ -8011,6 +8816,12 @@
     <w:p>
       <w:pPr>
         <w:pStyle w:val="30"/>
+        <w:keepNext w:val="0"/>
+        <w:keepLines w:val="0"/>
+        <w:pageBreakBefore w:val="0"/>
+        <w:widowControl w:val="0"/>
+        <w:wordWrap/>
+        <w:overflowPunct/>
         <w:bidi w:val="0"/>
       </w:pPr>
       <w:bookmarkStart w:id="42" w:name="bookmark30"/>
@@ -8030,6 +8841,12 @@
     <w:p>
       <w:pPr>
         <w:pStyle w:val="31"/>
+        <w:keepNext w:val="0"/>
+        <w:keepLines w:val="0"/>
+        <w:pageBreakBefore w:val="0"/>
+        <w:widowControl w:val="0"/>
+        <w:wordWrap/>
+        <w:overflowPunct/>
         <w:bidi w:val="0"/>
       </w:pPr>
       <w:bookmarkStart w:id="47" w:name="_Toc30631"/>
@@ -8043,7 +8860,7 @@
         <w:keepNext w:val="0"/>
         <w:keepLines w:val="0"/>
         <w:pageBreakBefore w:val="0"/>
-        <w:widowControl/>
+        <w:widowControl w:val="0"/>
         <w:kinsoku w:val="0"/>
         <w:wordWrap/>
         <w:overflowPunct/>
@@ -8110,6 +8927,12 @@
     <w:p>
       <w:pPr>
         <w:pStyle w:val="31"/>
+        <w:keepNext w:val="0"/>
+        <w:keepLines w:val="0"/>
+        <w:pageBreakBefore w:val="0"/>
+        <w:widowControl w:val="0"/>
+        <w:wordWrap/>
+        <w:overflowPunct/>
         <w:bidi w:val="0"/>
       </w:pPr>
       <w:bookmarkStart w:id="50" w:name="_Toc27797"/>
@@ -8123,7 +8946,7 @@
         <w:keepNext w:val="0"/>
         <w:keepLines w:val="0"/>
         <w:pageBreakBefore w:val="0"/>
-        <w:widowControl/>
+        <w:widowControl w:val="0"/>
         <w:kinsoku w:val="0"/>
         <w:wordWrap/>
         <w:overflowPunct/>
@@ -8174,6 +8997,12 @@
     <w:p>
       <w:pPr>
         <w:pStyle w:val="31"/>
+        <w:keepNext w:val="0"/>
+        <w:keepLines w:val="0"/>
+        <w:pageBreakBefore w:val="0"/>
+        <w:widowControl w:val="0"/>
+        <w:wordWrap/>
+        <w:overflowPunct/>
         <w:bidi w:val="0"/>
       </w:pPr>
       <w:bookmarkStart w:id="51" w:name="bookmark35"/>
@@ -8191,7 +9020,7 @@
         <w:keepNext w:val="0"/>
         <w:keepLines w:val="0"/>
         <w:pageBreakBefore w:val="0"/>
-        <w:widowControl/>
+        <w:widowControl w:val="0"/>
         <w:kinsoku w:val="0"/>
         <w:wordWrap/>
         <w:overflowPunct/>
@@ -8243,6 +9072,12 @@
     <w:p>
       <w:pPr>
         <w:pStyle w:val="31"/>
+        <w:keepNext w:val="0"/>
+        <w:keepLines w:val="0"/>
+        <w:pageBreakBefore w:val="0"/>
+        <w:widowControl w:val="0"/>
+        <w:wordWrap/>
+        <w:overflowPunct/>
         <w:bidi w:val="0"/>
       </w:pPr>
       <w:bookmarkStart w:id="54" w:name="bookmark37"/>
@@ -8260,7 +9095,7 @@
         <w:keepNext w:val="0"/>
         <w:keepLines w:val="0"/>
         <w:pageBreakBefore w:val="0"/>
-        <w:widowControl/>
+        <w:widowControl w:val="0"/>
         <w:kinsoku w:val="0"/>
         <w:wordWrap/>
         <w:overflowPunct/>
@@ -8351,6 +9186,13 @@
     <w:p>
       <w:pPr>
         <w:pStyle w:val="29"/>
+        <w:keepNext w:val="0"/>
+        <w:keepLines w:val="0"/>
+        <w:pageBreakBefore w:val="0"/>
+        <w:widowControl w:val="0"/>
+        <w:wordWrap/>
+        <w:overflowPunct/>
+        <w:bidi w:val="0"/>
         <w:rPr>
           <w:rFonts w:hint="eastAsia"/>
           <w:lang w:val="en-US" w:eastAsia="zh-CN"/>
@@ -8367,6 +9209,13 @@
     <w:p>
       <w:pPr>
         <w:pStyle w:val="29"/>
+        <w:keepNext w:val="0"/>
+        <w:keepLines w:val="0"/>
+        <w:pageBreakBefore w:val="0"/>
+        <w:widowControl w:val="0"/>
+        <w:wordWrap/>
+        <w:overflowPunct/>
+        <w:bidi w:val="0"/>
         <w:rPr>
           <w:rFonts w:hint="eastAsia"/>
           <w:lang w:val="en-US" w:eastAsia="zh-CN"/>
@@ -8383,6 +9232,13 @@
     <w:p>
       <w:pPr>
         <w:pStyle w:val="29"/>
+        <w:keepNext w:val="0"/>
+        <w:keepLines w:val="0"/>
+        <w:pageBreakBefore w:val="0"/>
+        <w:widowControl w:val="0"/>
+        <w:wordWrap/>
+        <w:overflowPunct/>
+        <w:bidi w:val="0"/>
         <w:rPr>
           <w:rFonts w:hint="eastAsia"/>
           <w:lang w:val="en-US" w:eastAsia="zh-CN"/>
@@ -8399,6 +9255,13 @@
     <w:p>
       <w:pPr>
         <w:pStyle w:val="29"/>
+        <w:keepNext w:val="0"/>
+        <w:keepLines w:val="0"/>
+        <w:pageBreakBefore w:val="0"/>
+        <w:widowControl w:val="0"/>
+        <w:wordWrap/>
+        <w:overflowPunct/>
+        <w:bidi w:val="0"/>
         <w:rPr>
           <w:rFonts w:hint="eastAsia"/>
           <w:lang w:val="en-US" w:eastAsia="zh-CN"/>
@@ -8415,6 +9278,13 @@
     <w:p>
       <w:pPr>
         <w:pStyle w:val="29"/>
+        <w:keepNext w:val="0"/>
+        <w:keepLines w:val="0"/>
+        <w:pageBreakBefore w:val="0"/>
+        <w:widowControl w:val="0"/>
+        <w:wordWrap/>
+        <w:overflowPunct/>
+        <w:bidi w:val="0"/>
         <w:rPr>
           <w:rFonts w:hint="eastAsia"/>
           <w:lang w:val="en-US" w:eastAsia="zh-CN"/>
@@ -8431,6 +9301,13 @@
     <w:p>
       <w:pPr>
         <w:pStyle w:val="29"/>
+        <w:keepNext w:val="0"/>
+        <w:keepLines w:val="0"/>
+        <w:pageBreakBefore w:val="0"/>
+        <w:widowControl w:val="0"/>
+        <w:wordWrap/>
+        <w:overflowPunct/>
+        <w:bidi w:val="0"/>
         <w:rPr>
           <w:rFonts w:hint="eastAsia"/>
           <w:lang w:val="en-US" w:eastAsia="zh-CN"/>
@@ -8447,6 +9324,13 @@
     <w:p>
       <w:pPr>
         <w:pStyle w:val="29"/>
+        <w:keepNext w:val="0"/>
+        <w:keepLines w:val="0"/>
+        <w:pageBreakBefore w:val="0"/>
+        <w:widowControl w:val="0"/>
+        <w:wordWrap/>
+        <w:overflowPunct/>
+        <w:bidi w:val="0"/>
         <w:rPr>
           <w:rFonts w:hint="eastAsia"/>
           <w:lang w:val="en-US" w:eastAsia="zh-CN"/>
@@ -8463,6 +9347,13 @@
     <w:p>
       <w:pPr>
         <w:pStyle w:val="29"/>
+        <w:keepNext w:val="0"/>
+        <w:keepLines w:val="0"/>
+        <w:pageBreakBefore w:val="0"/>
+        <w:widowControl w:val="0"/>
+        <w:wordWrap/>
+        <w:overflowPunct/>
+        <w:bidi w:val="0"/>
         <w:rPr>
           <w:rFonts w:hint="eastAsia"/>
           <w:lang w:val="en-US" w:eastAsia="zh-CN"/>
@@ -8479,6 +9370,13 @@
     <w:p>
       <w:pPr>
         <w:pStyle w:val="29"/>
+        <w:keepNext w:val="0"/>
+        <w:keepLines w:val="0"/>
+        <w:pageBreakBefore w:val="0"/>
+        <w:widowControl w:val="0"/>
+        <w:wordWrap/>
+        <w:overflowPunct/>
+        <w:bidi w:val="0"/>
         <w:rPr>
           <w:rFonts w:hint="eastAsia"/>
           <w:lang w:val="en-US" w:eastAsia="zh-CN"/>
@@ -8495,6 +9393,13 @@
     <w:p>
       <w:pPr>
         <w:pStyle w:val="29"/>
+        <w:keepNext w:val="0"/>
+        <w:keepLines w:val="0"/>
+        <w:pageBreakBefore w:val="0"/>
+        <w:widowControl w:val="0"/>
+        <w:wordWrap/>
+        <w:overflowPunct/>
+        <w:bidi w:val="0"/>
         <w:rPr>
           <w:rFonts w:hint="eastAsia"/>
           <w:lang w:val="en-US" w:eastAsia="zh-CN"/>
@@ -8511,10 +9416,16 @@
     <w:p>
       <w:pPr>
         <w:pStyle w:val="30"/>
-        <w:bidi w:val="0"/>
-      </w:pPr>
-      <w:bookmarkStart w:id="57" w:name="_Toc6088"/>
-      <w:bookmarkStart w:id="58" w:name="_Toc24184"/>
+        <w:keepNext w:val="0"/>
+        <w:keepLines w:val="0"/>
+        <w:pageBreakBefore w:val="0"/>
+        <w:widowControl w:val="0"/>
+        <w:wordWrap/>
+        <w:overflowPunct/>
+        <w:bidi w:val="0"/>
+      </w:pPr>
+      <w:bookmarkStart w:id="57" w:name="_Toc24184"/>
+      <w:bookmarkStart w:id="58" w:name="_Toc6088"/>
       <w:r>
         <w:t>考核指标</w:t>
       </w:r>
@@ -8572,7 +9483,13 @@
           <w:p>
             <w:pPr>
               <w:pStyle w:val="29"/>
+              <w:keepNext w:val="0"/>
+              <w:keepLines w:val="0"/>
+              <w:pageBreakBefore w:val="0"/>
               <w:widowControl w:val="0"/>
+              <w:wordWrap/>
+              <w:overflowPunct/>
+              <w:bidi w:val="0"/>
               <w:rPr>
                 <w:rFonts w:hint="default"/>
                 <w:vertAlign w:val="baseline"/>
@@ -8596,7 +9513,13 @@
           <w:p>
             <w:pPr>
               <w:pStyle w:val="29"/>
+              <w:keepNext w:val="0"/>
+              <w:keepLines w:val="0"/>
+              <w:pageBreakBefore w:val="0"/>
               <w:widowControl w:val="0"/>
+              <w:wordWrap/>
+              <w:overflowPunct/>
+              <w:bidi w:val="0"/>
               <w:ind w:left="0" w:leftChars="0" w:firstLine="0" w:firstLineChars="0"/>
               <w:jc w:val="center"/>
               <w:rPr>
@@ -8622,7 +9545,13 @@
           <w:p>
             <w:pPr>
               <w:pStyle w:val="29"/>
+              <w:keepNext w:val="0"/>
+              <w:keepLines w:val="0"/>
+              <w:pageBreakBefore w:val="0"/>
               <w:widowControl w:val="0"/>
+              <w:wordWrap/>
+              <w:overflowPunct/>
+              <w:bidi w:val="0"/>
               <w:ind w:left="0" w:leftChars="0" w:firstLine="0" w:firstLineChars="0"/>
               <w:jc w:val="center"/>
               <w:rPr>
@@ -8648,7 +9577,13 @@
           <w:p>
             <w:pPr>
               <w:pStyle w:val="29"/>
+              <w:keepNext w:val="0"/>
+              <w:keepLines w:val="0"/>
+              <w:pageBreakBefore w:val="0"/>
               <w:widowControl w:val="0"/>
+              <w:wordWrap/>
+              <w:overflowPunct/>
+              <w:bidi w:val="0"/>
               <w:ind w:left="0" w:leftChars="0" w:firstLine="0" w:firstLineChars="0"/>
               <w:jc w:val="center"/>
               <w:rPr>
@@ -8695,7 +9630,13 @@
           <w:p>
             <w:pPr>
               <w:pStyle w:val="29"/>
+              <w:keepNext w:val="0"/>
+              <w:keepLines w:val="0"/>
+              <w:pageBreakBefore w:val="0"/>
               <w:widowControl w:val="0"/>
+              <w:wordWrap/>
+              <w:overflowPunct/>
+              <w:bidi w:val="0"/>
               <w:ind w:left="0" w:leftChars="0" w:firstLine="0" w:firstLineChars="0"/>
               <w:jc w:val="both"/>
               <w:rPr>
@@ -8721,7 +9662,13 @@
           <w:p>
             <w:pPr>
               <w:pStyle w:val="29"/>
+              <w:keepNext w:val="0"/>
+              <w:keepLines w:val="0"/>
+              <w:pageBreakBefore w:val="0"/>
               <w:widowControl w:val="0"/>
+              <w:wordWrap/>
+              <w:overflowPunct/>
+              <w:bidi w:val="0"/>
               <w:ind w:left="0" w:leftChars="0" w:firstLine="0" w:firstLineChars="0"/>
               <w:jc w:val="both"/>
               <w:rPr>
@@ -8764,7 +9711,13 @@
           <w:p>
             <w:pPr>
               <w:pStyle w:val="29"/>
+              <w:keepNext w:val="0"/>
+              <w:keepLines w:val="0"/>
+              <w:pageBreakBefore w:val="0"/>
               <w:widowControl w:val="0"/>
+              <w:wordWrap/>
+              <w:overflowPunct/>
+              <w:bidi w:val="0"/>
               <w:ind w:left="0" w:leftChars="0" w:firstLine="0" w:firstLineChars="0"/>
               <w:rPr>
                 <w:rFonts w:hint="default"/>
@@ -8789,7 +9742,13 @@
           <w:p>
             <w:pPr>
               <w:pStyle w:val="29"/>
+              <w:keepNext w:val="0"/>
+              <w:keepLines w:val="0"/>
+              <w:pageBreakBefore w:val="0"/>
               <w:widowControl w:val="0"/>
+              <w:wordWrap/>
+              <w:overflowPunct/>
+              <w:bidi w:val="0"/>
               <w:rPr>
                 <w:rFonts w:hint="eastAsia"/>
                 <w:vertAlign w:val="baseline"/>
@@ -8811,6 +9770,12 @@
     <w:p>
       <w:pPr>
         <w:pStyle w:val="28"/>
+        <w:keepNext w:val="0"/>
+        <w:keepLines w:val="0"/>
+        <w:pageBreakBefore w:val="0"/>
+        <w:widowControl w:val="0"/>
+        <w:wordWrap/>
+        <w:overflowPunct/>
         <w:bidi w:val="0"/>
         <w:rPr>
           <w:rStyle w:val="38"/>
@@ -8820,8 +9785,8 @@
       </w:pPr>
       <w:bookmarkStart w:id="59" w:name="bookmark3"/>
       <w:bookmarkEnd w:id="59"/>
-      <w:bookmarkStart w:id="60" w:name="_Toc14242"/>
-      <w:bookmarkStart w:id="61" w:name="_Toc17424"/>
+      <w:bookmarkStart w:id="60" w:name="_Toc17424"/>
+      <w:bookmarkStart w:id="61" w:name="_Toc14242"/>
       <w:r>
         <w:rPr>
           <w:rStyle w:val="38"/>
@@ -8838,7 +9803,7 @@
         <w:keepNext w:val="0"/>
         <w:keepLines w:val="0"/>
         <w:pageBreakBefore w:val="0"/>
-        <w:widowControl/>
+        <w:widowControl w:val="0"/>
         <w:numPr>
           <w:ilvl w:val="0"/>
           <w:numId w:val="23"/>
@@ -8895,7 +9860,7 @@
         <w:keepNext w:val="0"/>
         <w:keepLines w:val="0"/>
         <w:pageBreakBefore w:val="0"/>
-        <w:widowControl/>
+        <w:widowControl w:val="0"/>
         <w:numPr>
           <w:ilvl w:val="0"/>
           <w:numId w:val="23"/>
@@ -8930,6 +9895,12 @@
     <w:p>
       <w:pPr>
         <w:pStyle w:val="28"/>
+        <w:keepNext w:val="0"/>
+        <w:keepLines w:val="0"/>
+        <w:pageBreakBefore w:val="0"/>
+        <w:widowControl w:val="0"/>
+        <w:wordWrap/>
+        <w:overflowPunct/>
         <w:bidi w:val="0"/>
         <w:rPr>
           <w:rFonts w:hint="default"/>
@@ -8953,7 +9924,7 @@
         <w:keepNext w:val="0"/>
         <w:keepLines w:val="0"/>
         <w:pageBreakBefore w:val="0"/>
-        <w:widowControl/>
+        <w:widowControl w:val="0"/>
         <w:kinsoku w:val="0"/>
         <w:wordWrap/>
         <w:overflowPunct/>
@@ -9026,7 +9997,7 @@
         <w:keepNext w:val="0"/>
         <w:keepLines w:val="0"/>
         <w:pageBreakBefore w:val="0"/>
-        <w:widowControl/>
+        <w:widowControl w:val="0"/>
         <w:kinsoku w:val="0"/>
         <w:wordWrap/>
         <w:overflowPunct/>
@@ -9080,7 +10051,7 @@
         <w:keepNext w:val="0"/>
         <w:keepLines w:val="0"/>
         <w:pageBreakBefore w:val="0"/>
-        <w:widowControl/>
+        <w:widowControl w:val="0"/>
         <w:kinsoku w:val="0"/>
         <w:wordWrap/>
         <w:overflowPunct/>
@@ -9131,6 +10102,12 @@
     <w:p>
       <w:pPr>
         <w:pStyle w:val="28"/>
+        <w:keepNext w:val="0"/>
+        <w:keepLines w:val="0"/>
+        <w:pageBreakBefore w:val="0"/>
+        <w:widowControl w:val="0"/>
+        <w:wordWrap/>
+        <w:overflowPunct/>
         <w:bidi w:val="0"/>
         <w:rPr>
           <w:rFonts w:hint="eastAsia"/>
@@ -9152,7 +10129,7 @@
         <w:keepNext w:val="0"/>
         <w:keepLines w:val="0"/>
         <w:pageBreakBefore w:val="0"/>
-        <w:widowControl/>
+        <w:widowControl w:val="0"/>
         <w:kinsoku w:val="0"/>
         <w:wordWrap/>
         <w:overflowPunct/>
@@ -9189,7 +10166,7 @@
         <w:keepNext w:val="0"/>
         <w:keepLines w:val="0"/>
         <w:pageBreakBefore w:val="0"/>
-        <w:widowControl/>
+        <w:widowControl w:val="0"/>
         <w:kinsoku w:val="0"/>
         <w:wordWrap/>
         <w:overflowPunct/>
@@ -9226,7 +10203,7 @@
         <w:keepNext w:val="0"/>
         <w:keepLines w:val="0"/>
         <w:pageBreakBefore w:val="0"/>
-        <w:widowControl/>
+        <w:widowControl w:val="0"/>
         <w:kinsoku w:val="0"/>
         <w:wordWrap/>
         <w:overflowPunct/>
@@ -9263,7 +10240,7 @@
         <w:keepNext w:val="0"/>
         <w:keepLines w:val="0"/>
         <w:pageBreakBefore w:val="0"/>
-        <w:widowControl/>
+        <w:widowControl w:val="0"/>
         <w:kinsoku w:val="0"/>
         <w:wordWrap/>
         <w:overflowPunct/>
@@ -9317,6 +10294,13 @@
     <w:p>
       <w:pPr>
         <w:pStyle w:val="29"/>
+        <w:keepNext w:val="0"/>
+        <w:keepLines w:val="0"/>
+        <w:pageBreakBefore w:val="0"/>
+        <w:widowControl w:val="0"/>
+        <w:wordWrap/>
+        <w:overflowPunct/>
+        <w:bidi w:val="0"/>
         <w:rPr>
           <w:rFonts w:hint="default"/>
           <w:lang w:val="en-US" w:eastAsia="zh-CN"/>
